--- a/Project_SomethingAwesome/Project_Template_z5425064.docx
+++ b/Project_SomethingAwesome/Project_Template_z5425064.docx
@@ -40,9 +40,9 @@
       </w:tblPr>
       <w:tblGrid>
         <w:gridCol w:w="1918"/>
-        <w:gridCol w:w="1903"/>
-        <w:gridCol w:w="5410"/>
-        <w:gridCol w:w="3719"/>
+        <w:gridCol w:w="1904"/>
+        <w:gridCol w:w="5419"/>
+        <w:gridCol w:w="3709"/>
       </w:tblGrid>
       <w:tr>
         <w:trPr>
@@ -93,15 +93,16 @@
           <w:p/>
           <w:p>
             <w:r>
-              <w:rPr>
-                <w:rFonts w:ascii="Open Sans" w:eastAsia="Open Sans" w:hAnsi="Open Sans" w:cs="Open Sans"/>
-                <w:i/>
-                <w:iCs/>
-                <w:color w:val="666666"/>
-                <w:sz w:val="21"/>
-                <w:szCs w:val="21"/>
-              </w:rPr>
-              <w:t>[What do you want to do?]</w:t>
+              <w:t>Develop a</w:t>
+            </w:r>
+            <w:r>
+              <w:t xml:space="preserve">n interactive </w:t>
+            </w:r>
+            <w:r>
+              <w:t>ctf styled site to teach about cyber electromagnetic security</w:t>
+            </w:r>
+            <w:r>
+              <w:t>.</w:t>
             </w:r>
           </w:p>
         </w:tc>
@@ -146,1154 +147,317 @@
             <w:gridSpan w:val="2"/>
           </w:tcPr>
           <w:p>
-            <w:pPr>
-              <w:rPr>
-                <w:lang w:val="en-AU"/>
-              </w:rPr>
-            </w:pPr>
-          </w:p>
-          <w:p>
-            <w:pPr>
-              <w:pStyle w:val="ListParagraph"/>
-              <w:numPr>
-                <w:ilvl w:val="1"/>
-                <w:numId w:val="4"/>
-              </w:numPr>
-              <w:rPr>
-                <w:lang w:val="en-AU"/>
-              </w:rPr>
-            </w:pPr>
-            <w:r>
-              <w:rPr>
-                <w:b/>
-                <w:bCs/>
-                <w:lang w:val="en-AU"/>
-              </w:rPr>
-              <w:t>Level 1: FM Radio</w:t>
-            </w:r>
-            <w:r>
-              <w:rPr>
-                <w:b/>
-                <w:bCs/>
-                <w:lang w:val="en-AU"/>
-              </w:rPr>
-              <w:t xml:space="preserve">: </w:t>
-            </w:r>
-            <w:r>
-              <w:rPr>
-                <w:lang w:val="en-AU"/>
-              </w:rPr>
-              <w:t>A transport authority wants a way to broadcast emergency information inside a tunnel without requiring drivers to manually change stations. The challenge is to determine how a radio broadcast could be transmitted from a .wav file in an environment where there is no time to coordinate with other radio operators.</w:t>
-            </w:r>
-          </w:p>
-          <w:p>
-            <w:pPr>
-              <w:pStyle w:val="ListParagraph"/>
-              <w:numPr>
-                <w:ilvl w:val="2"/>
-                <w:numId w:val="4"/>
-              </w:numPr>
-              <w:rPr>
-                <w:lang w:val="en-AU"/>
-              </w:rPr>
-            </w:pPr>
-            <w:r>
-              <w:rPr>
-                <w:lang w:val="en-AU"/>
-              </w:rPr>
-              <w:t>Users are provided live Spectrum Analysis View, Frequency Bands, Audio, Python Input Terminal for RF-specific controls, and a configurable RF Frontend with user input.</w:t>
-            </w:r>
-          </w:p>
-          <w:p>
-            <w:pPr>
-              <w:pStyle w:val="ListParagraph"/>
-              <w:numPr>
-                <w:ilvl w:val="1"/>
-                <w:numId w:val="4"/>
-              </w:numPr>
-              <w:rPr>
-                <w:lang w:val="en-AU"/>
-              </w:rPr>
-            </w:pPr>
-            <w:r>
-              <w:rPr>
-                <w:b/>
-                <w:bCs/>
-                <w:lang w:val="en-AU"/>
-              </w:rPr>
-              <w:t>Level 1.25: FM Radio, but Protected</w:t>
-            </w:r>
-            <w:r>
-              <w:rPr>
-                <w:lang w:val="en-AU"/>
-              </w:rPr>
-              <w:t xml:space="preserve">: </w:t>
-            </w:r>
-            <w:r>
-              <w:rPr>
-                <w:lang w:val="en-AU"/>
-              </w:rPr>
-              <w:t>After deployment, the authority realises that FM radio is publicly accessible and wants the system updated so that only authorised broadcasts can trigger this behaviour.</w:t>
-            </w:r>
-          </w:p>
-          <w:p>
-            <w:pPr>
-              <w:pStyle w:val="ListParagraph"/>
-              <w:numPr>
-                <w:ilvl w:val="2"/>
-                <w:numId w:val="4"/>
-              </w:numPr>
-              <w:rPr>
-                <w:lang w:val="en-AU"/>
-              </w:rPr>
-            </w:pPr>
-            <w:r>
-              <w:rPr>
-                <w:lang w:val="en-AU"/>
-              </w:rPr>
-              <w:t>Users are provided a live spectrum view of the radios, spectrogram view, Python interface for RF/analogue settings and control of the RF frontend and stack, and a C interface for the embedded control logic with a .wav opener already provided.</w:t>
-            </w:r>
-          </w:p>
-          <w:p>
-            <w:pPr>
-              <w:pStyle w:val="ListParagraph"/>
-              <w:numPr>
-                <w:ilvl w:val="2"/>
-                <w:numId w:val="4"/>
-              </w:numPr>
-              <w:rPr>
-                <w:lang w:val="en-AU"/>
-              </w:rPr>
-            </w:pPr>
-            <w:r>
-              <w:rPr>
-                <w:lang w:val="en-AU"/>
-              </w:rPr>
-              <w:t>Users are provided a sample of how adversaries have taken over in the past.</w:t>
-            </w:r>
-          </w:p>
-          <w:p>
-            <w:pPr>
-              <w:pStyle w:val="ListParagraph"/>
-              <w:numPr>
-                <w:ilvl w:val="1"/>
-                <w:numId w:val="4"/>
-              </w:numPr>
-              <w:rPr>
-                <w:lang w:val="en-AU"/>
-              </w:rPr>
-            </w:pPr>
-            <w:r>
-              <w:rPr>
-                <w:b/>
-                <w:bCs/>
-                <w:lang w:val="en-AU"/>
-              </w:rPr>
-              <w:t>Level 1.5: FM Radio, Multiple Messages</w:t>
-            </w:r>
-            <w:r>
-              <w:rPr>
-                <w:lang w:val="en-AU"/>
-              </w:rPr>
-              <w:t xml:space="preserve">: </w:t>
-            </w:r>
-            <w:r>
-              <w:rPr>
-                <w:lang w:val="en-AU"/>
-              </w:rPr>
-              <w:t xml:space="preserve">The client now wants to extend the deployed system so it can also send UART messages to </w:t>
-            </w:r>
-            <w:r>
-              <w:rPr>
-                <w:lang w:val="en-AU"/>
+            <w:r>
+              <w:rPr>
+                <w:b/>
+                <w:bCs/>
+              </w:rPr>
+              <w:t>Level 1: Emergency Tunnel Broadcast</w:t>
+            </w:r>
+          </w:p>
+          <w:p>
+            <w:pPr>
+              <w:rPr>
+                <w:kern w:val="2"/>
+                <w:lang w:val="en-AU" w:eastAsia="en-AU"/>
+                <w14:ligatures w14:val="standardContextual"/>
+              </w:rPr>
+            </w:pPr>
+            <w:r>
+              <w:t>A transport authority needs to broadcast emergency information inside a tunnel without requiring drivers to manually change radio stations. Participants investigate how the information is transmitted and how the broadcast system operates.</w:t>
+            </w:r>
+          </w:p>
+          <w:p>
+            <w:pPr>
+              <w:pStyle w:val="ListParagraph"/>
+              <w:numPr>
+                <w:ilvl w:val="0"/>
+                <w:numId w:val="5"/>
+              </w:numPr>
+              <w:rPr>
+                <w:kern w:val="2"/>
+                <w:lang w:val="en-AU" w:eastAsia="en-AU"/>
+                <w14:ligatures w14:val="standardContextual"/>
+              </w:rPr>
+            </w:pPr>
+            <w:r>
+              <w:t>Provided resources: live spectrum view, audio output, frequency controls, and a Python interface for interacting with the simulated RF environment.</w:t>
+            </w:r>
+          </w:p>
+          <w:p>
+            <w:pPr>
+              <w:pStyle w:val="ListParagraph"/>
+              <w:numPr>
+                <w:ilvl w:val="0"/>
+                <w:numId w:val="5"/>
+              </w:numPr>
+            </w:pPr>
+            <w:r>
+              <w:t>Participant tasks: identify the communication channel, recover the emergency message, and transmit a valid broadcast.</w:t>
+            </w:r>
+          </w:p>
+          <w:p>
+            <w:pPr>
+              <w:pStyle w:val="ListParagraph"/>
+              <w:numPr>
+                <w:ilvl w:val="0"/>
+                <w:numId w:val="5"/>
+              </w:numPr>
+            </w:pPr>
+            <w:r>
+              <w:t>Learning focus: RF communications, signal observation, and protocol discovery.</w:t>
+            </w:r>
+          </w:p>
+          <w:p>
+            <w:r>
+              <w:rPr>
+                <w:b/>
+                <w:bCs/>
+              </w:rPr>
+              <w:t>Level 2: Protected Communications</w:t>
+            </w:r>
+          </w:p>
+          <w:p>
+            <w:pPr>
+              <w:rPr>
+                <w:kern w:val="2"/>
+                <w:lang w:val="en-AU" w:eastAsia="en-AU"/>
+                <w14:ligatures w14:val="standardContextual"/>
+              </w:rPr>
+            </w:pPr>
+            <w:r>
+              <w:t>After deployment, the authority introduces authentication to prevent unauthorised devices from controlling tunnel infrastructure, including roadside signs and emergency broadcasts.</w:t>
+            </w:r>
+          </w:p>
+          <w:p>
+            <w:pPr>
+              <w:pStyle w:val="ListParagraph"/>
+              <w:numPr>
+                <w:ilvl w:val="0"/>
+                <w:numId w:val="6"/>
+              </w:numPr>
+              <w:rPr>
+                <w:kern w:val="2"/>
+                <w:lang w:val="en-AU" w:eastAsia="en-AU"/>
+                <w14:ligatures w14:val="standardContextual"/>
+              </w:rPr>
+            </w:pPr>
+            <w:r>
+              <w:t>Provided resources: packet captures, spectrogram views, protocol logs, a Python packet generator, and selected embedded C source code.</w:t>
+            </w:r>
+          </w:p>
+          <w:p>
+            <w:pPr>
+              <w:pStyle w:val="ListParagraph"/>
+              <w:numPr>
+                <w:ilvl w:val="0"/>
+                <w:numId w:val="6"/>
+              </w:numPr>
+            </w:pPr>
+            <w:r>
+              <w:t>Participant tasks: reverse engineer the protocol, understand the authentication mechanism, and generate a valid command.</w:t>
+            </w:r>
+          </w:p>
+          <w:p>
+            <w:pPr>
+              <w:pStyle w:val="ListParagraph"/>
+              <w:numPr>
+                <w:ilvl w:val="0"/>
+                <w:numId w:val="6"/>
+              </w:numPr>
+            </w:pPr>
+            <w:r>
+              <w:t>Learning focus: signalling protocols, authentication mechanisms, and communication security.</w:t>
+            </w:r>
+          </w:p>
+          <w:p>
+            <w:r>
+              <w:rPr>
+                <w:b/>
+                <w:bCs/>
               </w:rPr>
               <w:lastRenderedPageBreak/>
-              <w:t>roadside billboards, using the existing hardware and working within tight budget constraints, without drivers noticing.</w:t>
-            </w:r>
-          </w:p>
-          <w:p>
-            <w:pPr>
-              <w:pStyle w:val="ListParagraph"/>
-              <w:numPr>
-                <w:ilvl w:val="2"/>
-                <w:numId w:val="4"/>
-              </w:numPr>
-              <w:rPr>
-                <w:lang w:val="en-AU"/>
-              </w:rPr>
-            </w:pPr>
-            <w:r>
-              <w:rPr>
-                <w:lang w:val="en-AU"/>
-              </w:rPr>
-              <w:t>Users are provided a live spectrum view of the radios, spectrogram view, Python interface for RF/analogue settings and control of the RF frontend and stack, and a C interface for the embedded control logic with a .wav opener already provided.</w:t>
-            </w:r>
-          </w:p>
-          <w:p>
-            <w:pPr>
-              <w:pStyle w:val="ListParagraph"/>
-              <w:numPr>
-                <w:ilvl w:val="2"/>
-                <w:numId w:val="4"/>
-              </w:numPr>
-              <w:rPr>
-                <w:lang w:val="en-AU"/>
-              </w:rPr>
-            </w:pPr>
-            <w:r>
-              <w:rPr>
-                <w:lang w:val="en-AU"/>
-              </w:rPr>
-              <w:t>Audio output that their signal creates in a car.</w:t>
-            </w:r>
-          </w:p>
-          <w:p>
-            <w:pPr>
-              <w:pStyle w:val="ListParagraph"/>
-              <w:numPr>
-                <w:ilvl w:val="2"/>
-                <w:numId w:val="4"/>
-              </w:numPr>
-              <w:rPr>
-                <w:lang w:val="en-AU"/>
-              </w:rPr>
-            </w:pPr>
-            <w:r>
-              <w:rPr>
-                <w:lang w:val="en-AU"/>
-              </w:rPr>
-              <w:t>Printout on boards.</w:t>
-            </w:r>
-          </w:p>
-          <w:p>
-            <w:pPr>
-              <w:pStyle w:val="ListParagraph"/>
-              <w:numPr>
-                <w:ilvl w:val="1"/>
-                <w:numId w:val="4"/>
-              </w:numPr>
-              <w:rPr>
-                <w:lang w:val="en-AU"/>
-              </w:rPr>
-            </w:pPr>
-            <w:r>
-              <w:rPr>
-                <w:b/>
-                <w:bCs/>
-                <w:lang w:val="en-AU"/>
-              </w:rPr>
-              <w:t>Level 1.75: Radio Jammers Are Nasty</w:t>
-            </w:r>
-            <w:r>
-              <w:rPr>
-                <w:lang w:val="en-AU"/>
-              </w:rPr>
-              <w:t xml:space="preserve">: </w:t>
-            </w:r>
-            <w:r>
-              <w:rPr>
-                <w:lang w:val="en-AU"/>
-              </w:rPr>
-              <w:t>The authority becomes concerned that an attacker could exploit outdated IDs, keys, frequencies, or baud rates to take control of signs and audio systems. This stage focuses on evaluating and attempting to break the design in a controlled simulated CTF environment.</w:t>
-            </w:r>
-            <w:r>
-              <w:rPr>
-                <w:lang w:val="en-AU"/>
-              </w:rPr>
-              <w:t xml:space="preserve"> This also simulates a more coordinated attack surface.</w:t>
-            </w:r>
-          </w:p>
-          <w:p>
-            <w:pPr>
-              <w:pStyle w:val="ListParagraph"/>
-              <w:numPr>
-                <w:ilvl w:val="2"/>
-                <w:numId w:val="4"/>
-              </w:numPr>
-              <w:rPr>
-                <w:lang w:val="en-AU"/>
-              </w:rPr>
-            </w:pPr>
-            <w:r>
-              <w:rPr>
-                <w:lang w:val="en-AU"/>
-              </w:rPr>
-              <w:t>SQLi-style local challenge interface to find a key-related flag.</w:t>
-            </w:r>
-          </w:p>
-          <w:p>
-            <w:pPr>
-              <w:pStyle w:val="ListParagraph"/>
-              <w:numPr>
-                <w:ilvl w:val="2"/>
-                <w:numId w:val="4"/>
-              </w:numPr>
-              <w:rPr>
-                <w:lang w:val="en-AU"/>
-              </w:rPr>
-            </w:pPr>
-            <w:r>
-              <w:rPr>
-                <w:lang w:val="en-AU"/>
-              </w:rPr>
-              <w:t>Users are provided a live spectrum view of the radios, spectrogram view, Python interface for RF/analogue settings and control of the RF frontend and stack, and a C interface for the embedded control logic with a .wav opener already provided.</w:t>
-            </w:r>
-          </w:p>
-          <w:p>
-            <w:pPr>
-              <w:pStyle w:val="ListParagraph"/>
-              <w:numPr>
-                <w:ilvl w:val="2"/>
-                <w:numId w:val="4"/>
-              </w:numPr>
-              <w:rPr>
-                <w:lang w:val="en-AU"/>
-              </w:rPr>
-            </w:pPr>
-            <w:r>
-              <w:rPr>
-                <w:lang w:val="en-AU"/>
-              </w:rPr>
-              <w:t>Audio output that their signal creates in a car.</w:t>
-            </w:r>
-          </w:p>
-          <w:p>
-            <w:pPr>
-              <w:pStyle w:val="ListParagraph"/>
-              <w:numPr>
-                <w:ilvl w:val="2"/>
-                <w:numId w:val="4"/>
-              </w:numPr>
-              <w:rPr>
-                <w:lang w:val="en-AU"/>
-              </w:rPr>
-            </w:pPr>
-            <w:r>
-              <w:rPr>
-                <w:lang w:val="en-AU"/>
-              </w:rPr>
-              <w:t>Printout on boards.</w:t>
-            </w:r>
-          </w:p>
-          <w:p>
-            <w:pPr>
-              <w:pStyle w:val="ListParagraph"/>
-              <w:numPr>
-                <w:ilvl w:val="1"/>
-                <w:numId w:val="4"/>
-              </w:numPr>
-              <w:rPr>
-                <w:lang w:val="en-AU"/>
-              </w:rPr>
-            </w:pPr>
-            <w:r>
-              <w:rPr>
-                <w:b/>
-                <w:bCs/>
-                <w:lang w:val="en-AU"/>
-              </w:rPr>
-              <w:t>Level 1.9: Roadrunner and Coyote</w:t>
-            </w:r>
-            <w:r>
-              <w:rPr>
-                <w:lang w:val="en-AU"/>
-              </w:rPr>
-              <w:t>:</w:t>
-            </w:r>
-            <w:r>
-              <w:rPr>
-                <w:lang w:val="en-AU"/>
-              </w:rPr>
-              <w:t xml:space="preserve"> A second agency challenges the robustness of the earlier design and asks for a security assessment of its own audio communication system used to direct freight services to park at specific destinations.</w:t>
-            </w:r>
-          </w:p>
-          <w:p>
-            <w:pPr>
-              <w:pStyle w:val="ListParagraph"/>
-              <w:numPr>
-                <w:ilvl w:val="2"/>
-                <w:numId w:val="4"/>
-              </w:numPr>
-              <w:rPr>
-                <w:lang w:val="en-AU"/>
-              </w:rPr>
-            </w:pPr>
-            <w:r>
-              <w:rPr>
-                <w:lang w:val="en-AU"/>
-              </w:rPr>
-              <w:t>Users are provided a live spectrum view of the radios, spectrogram view, Python interface for RF/analogue settings and control of the RF frontend and stack, and a C interface for the embedded control logic with a .wav opener already provided.</w:t>
-            </w:r>
-          </w:p>
-          <w:p>
-            <w:pPr>
-              <w:pStyle w:val="ListParagraph"/>
-              <w:numPr>
-                <w:ilvl w:val="2"/>
-                <w:numId w:val="4"/>
-              </w:numPr>
-              <w:rPr>
-                <w:lang w:val="en-AU"/>
-              </w:rPr>
-            </w:pPr>
-            <w:r>
-              <w:rPr>
-                <w:lang w:val="en-AU"/>
-              </w:rPr>
-              <w:t>Audio output that their signal creates in a car.</w:t>
-            </w:r>
-          </w:p>
-          <w:p>
-            <w:pPr>
-              <w:pStyle w:val="ListParagraph"/>
-              <w:numPr>
-                <w:ilvl w:val="2"/>
-                <w:numId w:val="4"/>
-              </w:numPr>
-              <w:rPr>
-                <w:lang w:val="en-AU"/>
-              </w:rPr>
-            </w:pPr>
-            <w:r>
-              <w:rPr>
-                <w:lang w:val="en-AU"/>
-              </w:rPr>
-              <w:t>Printout on signs or lights.</w:t>
-            </w:r>
-          </w:p>
-          <w:p>
-            <w:pPr>
-              <w:pStyle w:val="ListParagraph"/>
-              <w:numPr>
-                <w:ilvl w:val="1"/>
-                <w:numId w:val="4"/>
-              </w:numPr>
-              <w:rPr>
-                <w:lang w:val="en-AU"/>
-              </w:rPr>
-            </w:pPr>
-            <w:r>
-              <w:rPr>
-                <w:b/>
-                <w:bCs/>
-                <w:lang w:val="en-AU"/>
-              </w:rPr>
-              <w:lastRenderedPageBreak/>
-              <w:t xml:space="preserve">Level 2: My RC Plane Has Lost </w:t>
-            </w:r>
-            <w:proofErr w:type="gramStart"/>
-            <w:r>
-              <w:rPr>
-                <w:b/>
-                <w:bCs/>
-                <w:lang w:val="en-AU"/>
-              </w:rPr>
-              <w:t>Contact</w:t>
-            </w:r>
-            <w:r>
-              <w:rPr>
-                <w:lang w:val="en-AU"/>
-              </w:rPr>
-              <w:t xml:space="preserve"> </w:t>
-            </w:r>
-            <w:r>
-              <w:rPr>
-                <w:lang w:val="en-AU"/>
-              </w:rPr>
-              <w:t>:</w:t>
-            </w:r>
-            <w:proofErr w:type="gramEnd"/>
-            <w:r>
-              <w:rPr>
-                <w:lang w:val="en-AU"/>
-              </w:rPr>
-              <w:t xml:space="preserve"> A company using RC aircraft for bushfire analysis is concerned about signal loss in rapidly changing radio conditions. If contact is lost, the aircraft reverts to GPS-based return-to-home behaviour, which may no longer be safe</w:t>
-            </w:r>
-            <w:r>
-              <w:rPr>
-                <w:lang w:val="en-AU"/>
-              </w:rPr>
-              <w:t xml:space="preserve"> (airfields might catch fire or be repurposed)</w:t>
-            </w:r>
-            <w:r>
-              <w:rPr>
-                <w:lang w:val="en-AU"/>
-              </w:rPr>
-              <w:t>. The challenge would be to design software or transmission logic that enables controlled recovery of the aircraft without relying on the original receiver</w:t>
-            </w:r>
-            <w:r>
-              <w:rPr>
-                <w:lang w:val="en-AU"/>
-              </w:rPr>
-              <w:t>, such that it can land on a different platform safely.</w:t>
-            </w:r>
-          </w:p>
-          <w:p>
-            <w:pPr>
-              <w:pStyle w:val="ListParagraph"/>
-              <w:numPr>
-                <w:ilvl w:val="2"/>
-                <w:numId w:val="4"/>
-              </w:numPr>
-              <w:rPr>
-                <w:lang w:val="en-AU"/>
-              </w:rPr>
-            </w:pPr>
-            <w:r>
-              <w:rPr>
-                <w:lang w:val="en-AU"/>
-              </w:rPr>
-              <w:t>Users are provided a live spectrum view of the radios, spectrogram view, Python interface for RF/analogue settings and control of the RF frontend and stack, and a C interface for the embedded control logic with an example data sender already provided.</w:t>
-            </w:r>
-          </w:p>
-          <w:p>
-            <w:pPr>
-              <w:pStyle w:val="ListParagraph"/>
-              <w:numPr>
-                <w:ilvl w:val="2"/>
-                <w:numId w:val="4"/>
-              </w:numPr>
-              <w:rPr>
-                <w:lang w:val="en-AU"/>
-              </w:rPr>
-            </w:pPr>
-            <w:r>
-              <w:rPr>
-                <w:lang w:val="en-AU"/>
-              </w:rPr>
-              <w:t>An interactive map of the RC plane location is shown to construct a simulation.</w:t>
-            </w:r>
-          </w:p>
-          <w:p>
-            <w:pPr>
-              <w:pStyle w:val="ListParagraph"/>
-              <w:numPr>
-                <w:ilvl w:val="1"/>
-                <w:numId w:val="4"/>
-              </w:numPr>
-              <w:rPr>
-                <w:lang w:val="en-AU"/>
-              </w:rPr>
-            </w:pPr>
-            <w:r>
-              <w:rPr>
-                <w:b/>
-                <w:bCs/>
-                <w:lang w:val="en-AU"/>
-              </w:rPr>
-              <w:t xml:space="preserve">Level 2.5: GPS Spoofing with Sensor Fusion </w:t>
-            </w:r>
-            <w:proofErr w:type="gramStart"/>
-            <w:r>
-              <w:rPr>
-                <w:b/>
-                <w:bCs/>
-                <w:lang w:val="en-AU"/>
-              </w:rPr>
-              <w:t>Protection</w:t>
-            </w:r>
-            <w:r>
-              <w:rPr>
-                <w:lang w:val="en-AU"/>
-              </w:rPr>
-              <w:t xml:space="preserve"> </w:t>
-            </w:r>
-            <w:r>
-              <w:rPr>
-                <w:lang w:val="en-AU"/>
-              </w:rPr>
-              <w:t>:</w:t>
-            </w:r>
-            <w:r>
-              <w:rPr>
-                <w:lang w:val="en-AU"/>
-              </w:rPr>
-              <w:t>The</w:t>
-            </w:r>
-            <w:proofErr w:type="gramEnd"/>
-            <w:r>
-              <w:rPr>
-                <w:lang w:val="en-AU"/>
-              </w:rPr>
-              <w:t xml:space="preserve"> aircraft manufacturer adds IMU-based validation to check whether GPS data is physically plausible before the aircraft trusts it.</w:t>
-            </w:r>
-          </w:p>
-          <w:p>
-            <w:pPr>
-              <w:pStyle w:val="ListParagraph"/>
-              <w:numPr>
-                <w:ilvl w:val="2"/>
-                <w:numId w:val="4"/>
-              </w:numPr>
-              <w:rPr>
-                <w:lang w:val="en-AU"/>
-              </w:rPr>
-            </w:pPr>
-            <w:r>
-              <w:rPr>
-                <w:lang w:val="en-AU"/>
-              </w:rPr>
-              <w:t>Users are provided GPS traces, IMU telemetry, residual plots, navigation filter outputs, an interactive flight map, and selected C/C++ source code for the embedded validation logic.</w:t>
-            </w:r>
-          </w:p>
-          <w:p>
-            <w:pPr>
-              <w:pStyle w:val="ListParagraph"/>
-              <w:numPr>
-                <w:ilvl w:val="2"/>
-                <w:numId w:val="4"/>
-              </w:numPr>
-              <w:rPr>
-                <w:lang w:val="en-AU"/>
-              </w:rPr>
-            </w:pPr>
-            <w:r>
-              <w:rPr>
-                <w:lang w:val="en-AU"/>
-              </w:rPr>
-              <w:t>Users can generate modified GPS-like data in Python and test whether the embedded navigation logic accepts or rejects it.</w:t>
-            </w:r>
-          </w:p>
-          <w:p>
-            <w:pPr>
-              <w:pStyle w:val="ListParagraph"/>
-              <w:numPr>
-                <w:ilvl w:val="2"/>
-                <w:numId w:val="4"/>
-              </w:numPr>
-              <w:rPr>
-                <w:lang w:val="en-AU"/>
-              </w:rPr>
-            </w:pPr>
-            <w:r>
-              <w:rPr>
-                <w:lang w:val="en-AU"/>
-              </w:rPr>
-              <w:t>The focus is on sensor fusion, residual checking, plausibility constraints, spoof detection, and the difficulty of influencing a system that cross-checks multiple data sources.</w:t>
-            </w:r>
-          </w:p>
-          <w:p>
-            <w:pPr>
-              <w:pStyle w:val="ListParagraph"/>
-              <w:numPr>
-                <w:ilvl w:val="1"/>
-                <w:numId w:val="4"/>
-              </w:numPr>
-              <w:rPr>
-                <w:lang w:val="en-AU"/>
-              </w:rPr>
-            </w:pPr>
-            <w:r>
-              <w:rPr>
-                <w:b/>
-                <w:bCs/>
-                <w:lang w:val="en-AU"/>
-              </w:rPr>
-              <w:t xml:space="preserve">Level 2.75: Distributed Sensor </w:t>
-            </w:r>
-            <w:proofErr w:type="gramStart"/>
-            <w:r>
-              <w:rPr>
-                <w:b/>
-                <w:bCs/>
-                <w:lang w:val="en-AU"/>
-              </w:rPr>
-              <w:t>Trust</w:t>
-            </w:r>
-            <w:r>
-              <w:rPr>
-                <w:lang w:val="en-AU"/>
-              </w:rPr>
-              <w:t xml:space="preserve"> </w:t>
-            </w:r>
-            <w:r>
-              <w:rPr>
-                <w:lang w:val="en-AU"/>
-              </w:rPr>
-              <w:t>:</w:t>
-            </w:r>
-            <w:proofErr w:type="gramEnd"/>
-            <w:r>
-              <w:rPr>
-                <w:lang w:val="en-AU"/>
-              </w:rPr>
-              <w:t xml:space="preserve"> </w:t>
-            </w:r>
-            <w:r>
-              <w:rPr>
-                <w:lang w:val="en-AU"/>
-              </w:rPr>
-              <w:t>The aircraft is integrated into a wider bushfire monitoring network using LoRa-style remote environmental sensors</w:t>
-            </w:r>
-            <w:r>
-              <w:rPr>
-                <w:lang w:val="en-AU"/>
-              </w:rPr>
-              <w:t xml:space="preserve"> to detect where the fire is</w:t>
-            </w:r>
-            <w:r>
-              <w:rPr>
-                <w:lang w:val="en-AU"/>
-              </w:rPr>
-              <w:t>.</w:t>
-            </w:r>
-          </w:p>
-          <w:p>
-            <w:pPr>
-              <w:pStyle w:val="ListParagraph"/>
-              <w:numPr>
-                <w:ilvl w:val="2"/>
-                <w:numId w:val="4"/>
-              </w:numPr>
-              <w:rPr>
-                <w:lang w:val="en-AU"/>
-              </w:rPr>
-            </w:pPr>
-            <w:r>
-              <w:rPr>
-                <w:lang w:val="en-AU"/>
-              </w:rPr>
-              <w:t xml:space="preserve">Users are provided a network topology view, simulated LoRa packet monitor, RSSI/SNR display, sensor telemetry dashboard, </w:t>
-            </w:r>
-            <w:r>
-              <w:rPr>
-                <w:lang w:val="en-AU"/>
-              </w:rPr>
-              <w:lastRenderedPageBreak/>
-              <w:t>trust-score output, Python packet/channel generator, and C-based embedded packet parser.</w:t>
-            </w:r>
-          </w:p>
-          <w:p>
-            <w:pPr>
-              <w:pStyle w:val="ListParagraph"/>
-              <w:numPr>
-                <w:ilvl w:val="2"/>
-                <w:numId w:val="4"/>
-              </w:numPr>
-              <w:rPr>
-                <w:lang w:val="en-AU"/>
-              </w:rPr>
-            </w:pPr>
-            <w:r>
-              <w:rPr>
-                <w:lang w:val="en-AU"/>
-              </w:rPr>
-              <w:t>Users can observe how sensor reports influence the aircraft, gateway, and control-centre decision logic.</w:t>
-            </w:r>
-          </w:p>
-          <w:p>
-            <w:pPr>
-              <w:pStyle w:val="ListParagraph"/>
-              <w:numPr>
-                <w:ilvl w:val="2"/>
-                <w:numId w:val="4"/>
-              </w:numPr>
-              <w:rPr>
-                <w:lang w:val="en-AU"/>
-              </w:rPr>
-            </w:pPr>
-            <w:r>
-              <w:rPr>
-                <w:lang w:val="en-AU"/>
-              </w:rPr>
-              <w:t>The focus is on distributed trust, node identity, packet integrity, stale keys, sensor plausibility, and how false or inconsistent information can affect operational decisions.</w:t>
-            </w:r>
-          </w:p>
-          <w:p>
-            <w:pPr>
-              <w:pStyle w:val="ListParagraph"/>
-              <w:numPr>
-                <w:ilvl w:val="1"/>
-                <w:numId w:val="4"/>
-              </w:numPr>
-              <w:rPr>
-                <w:lang w:val="en-AU"/>
-              </w:rPr>
-            </w:pPr>
-            <w:r>
-              <w:rPr>
-                <w:b/>
-                <w:bCs/>
-                <w:lang w:val="en-AU"/>
-              </w:rPr>
-              <w:t>Level 3: My Smart Radio Is So Cool</w:t>
-            </w:r>
-            <w:r>
-              <w:rPr>
-                <w:b/>
-                <w:bCs/>
-                <w:lang w:val="en-AU"/>
-              </w:rPr>
-              <w:t xml:space="preserve">, </w:t>
-            </w:r>
-            <w:r>
-              <w:rPr>
-                <w:b/>
-                <w:bCs/>
-                <w:lang w:val="en-AU"/>
-              </w:rPr>
-              <w:t xml:space="preserve">AI-Protected Cognitive </w:t>
-            </w:r>
-            <w:proofErr w:type="gramStart"/>
-            <w:r>
-              <w:rPr>
-                <w:b/>
-                <w:bCs/>
-                <w:lang w:val="en-AU"/>
-              </w:rPr>
-              <w:t>Radio</w:t>
-            </w:r>
-            <w:r>
-              <w:rPr>
-                <w:lang w:val="en-AU"/>
-              </w:rPr>
-              <w:t xml:space="preserve"> </w:t>
-            </w:r>
-            <w:r>
-              <w:rPr>
-                <w:lang w:val="en-AU"/>
-              </w:rPr>
-              <w:t>:</w:t>
-            </w:r>
-            <w:proofErr w:type="gramEnd"/>
-            <w:r>
-              <w:rPr>
-                <w:lang w:val="en-AU"/>
-              </w:rPr>
-              <w:t xml:space="preserve"> A state emergency service deploys an AI-managed cognitive radio network to coordinate autonomous bushfire response assets, including UAVs, ground sensors, mobile command vehicles, and radio relays. The vendor claims that the onboard AI can detect spoofing, communication attacks, sensor manipulation, and abnormal RF behaviour before they affect the mission</w:t>
-            </w:r>
-            <w:r>
-              <w:rPr>
-                <w:lang w:val="en-AU"/>
-              </w:rPr>
-              <w:t>, but many of their clients are sceptics and want it rigorously tested.</w:t>
-            </w:r>
-          </w:p>
-          <w:p>
-            <w:pPr>
-              <w:pStyle w:val="ListParagraph"/>
-              <w:numPr>
-                <w:ilvl w:val="2"/>
-                <w:numId w:val="4"/>
-              </w:numPr>
-              <w:rPr>
-                <w:lang w:val="en-AU"/>
-              </w:rPr>
-            </w:pPr>
-            <w:r>
-              <w:rPr>
-                <w:lang w:val="en-AU"/>
-              </w:rPr>
-              <w:t>Users are provided a live spectrum view of the radios, spectrogram view, Python interface for RF/analogue settings and control of the RF frontend and stack, C/C++ embedded control logic, an example data sender, output logs, dataset constructor, and a machine-learning/data-modelling interface.</w:t>
-            </w:r>
-          </w:p>
-          <w:p>
-            <w:pPr>
-              <w:pStyle w:val="ListParagraph"/>
-              <w:numPr>
-                <w:ilvl w:val="2"/>
-                <w:numId w:val="4"/>
-              </w:numPr>
-              <w:rPr>
-                <w:lang w:val="en-AU"/>
-              </w:rPr>
-            </w:pPr>
-            <w:r>
-              <w:rPr>
-                <w:lang w:val="en-AU"/>
-              </w:rPr>
-              <w:t>Users can observe AI confidence scores, anomaly alerts, channel decisions, packet behaviour, trust scores, communication availability, and mission status.</w:t>
-            </w:r>
-          </w:p>
-          <w:p>
-            <w:pPr>
-              <w:pStyle w:val="ListParagraph"/>
-              <w:numPr>
-                <w:ilvl w:val="2"/>
-                <w:numId w:val="4"/>
-              </w:numPr>
-              <w:rPr>
-                <w:lang w:val="en-AU"/>
-              </w:rPr>
-            </w:pPr>
-            <w:r>
-              <w:rPr>
-                <w:lang w:val="en-AU"/>
-              </w:rPr>
-              <w:t>The CTF objective is to test the vendor’s claim by influencing the adaptive system’s decision-making while remaining below the onboard AI’s detection threshold.</w:t>
-            </w:r>
-          </w:p>
-          <w:p>
-            <w:pPr>
-              <w:pStyle w:val="ListParagraph"/>
-              <w:numPr>
-                <w:ilvl w:val="2"/>
-                <w:numId w:val="4"/>
-              </w:numPr>
-              <w:rPr>
-                <w:lang w:val="en-AU"/>
-              </w:rPr>
-            </w:pPr>
-            <w:r>
-              <w:rPr>
-                <w:lang w:val="en-AU"/>
-              </w:rPr>
-              <w:t>Example objectives include causing the system to trust a faulty sensor cluster, switch away from the best communication channel, reject a legitimate relay node, or redirect an autonomous asset to the wrong simulated location.</w:t>
-            </w:r>
-          </w:p>
-          <w:p>
-            <w:pPr>
-              <w:pStyle w:val="ListParagraph"/>
-              <w:numPr>
-                <w:ilvl w:val="2"/>
-                <w:numId w:val="4"/>
-              </w:numPr>
-              <w:rPr>
-                <w:lang w:val="en-AU"/>
-              </w:rPr>
-            </w:pPr>
-            <w:r>
-              <w:rPr>
-                <w:lang w:val="en-AU"/>
-              </w:rPr>
-              <w:lastRenderedPageBreak/>
-              <w:t>The focus is on black-box testing, adversarial inputs, adaptive communications, ML-assisted detection, trust modelling, and CEMA-style decision manipulation.</w:t>
-            </w:r>
-          </w:p>
-          <w:p>
-            <w:pPr>
-              <w:pStyle w:val="ListParagraph"/>
-              <w:numPr>
-                <w:ilvl w:val="1"/>
-                <w:numId w:val="4"/>
-              </w:numPr>
-              <w:rPr>
-                <w:lang w:val="en-AU"/>
-              </w:rPr>
-            </w:pPr>
-            <w:r>
-              <w:rPr>
-                <w:b/>
-                <w:bCs/>
-                <w:lang w:val="en-AU"/>
-              </w:rPr>
-              <w:t>Level 3.1: Model Reconnaissance</w:t>
-            </w:r>
-            <w:r>
-              <w:rPr>
-                <w:lang w:val="en-AU"/>
-              </w:rPr>
-              <w:t xml:space="preserve"> </w:t>
-            </w:r>
-            <w:r>
-              <w:rPr>
-                <w:lang w:val="en-AU"/>
-              </w:rPr>
-              <w:t>-</w:t>
-            </w:r>
-            <w:r>
-              <w:rPr>
-                <w:lang w:val="en-AU"/>
-              </w:rPr>
-              <w:t xml:space="preserve"> Users observe the adaptive system over time and attempt to determine what features influence the onboard model.</w:t>
-            </w:r>
-          </w:p>
-          <w:p>
-            <w:pPr>
-              <w:pStyle w:val="ListParagraph"/>
-              <w:numPr>
-                <w:ilvl w:val="2"/>
-                <w:numId w:val="4"/>
-              </w:numPr>
-              <w:rPr>
-                <w:lang w:val="en-AU"/>
-              </w:rPr>
-            </w:pPr>
-            <w:r>
-              <w:rPr>
-                <w:lang w:val="en-AU"/>
-              </w:rPr>
-              <w:t>Users are provided RF logs, packet timing data, spectrum observations, telemetry outputs, AI confidence values, and historical decision traces.</w:t>
-            </w:r>
-          </w:p>
-          <w:p>
-            <w:pPr>
-              <w:pStyle w:val="ListParagraph"/>
-              <w:numPr>
-                <w:ilvl w:val="2"/>
-                <w:numId w:val="4"/>
-              </w:numPr>
-              <w:rPr>
-                <w:lang w:val="en-AU"/>
-              </w:rPr>
-            </w:pPr>
-            <w:r>
-              <w:rPr>
-                <w:lang w:val="en-AU"/>
-              </w:rPr>
-              <w:t xml:space="preserve">The goal is to infer which features the model appears to trust, such as RSSI, SNR, packet loss, timing variance, node identity, GPS consistency, </w:t>
-            </w:r>
-            <w:r>
-              <w:rPr>
-                <w:lang w:val="en-AU"/>
-              </w:rPr>
-              <w:t>imu sensor data, windspeed data from external notes etc</w:t>
-            </w:r>
-            <w:r>
-              <w:rPr>
-                <w:lang w:val="en-AU"/>
-              </w:rPr>
-              <w:t>.</w:t>
-            </w:r>
-          </w:p>
-          <w:p>
-            <w:pPr>
-              <w:pStyle w:val="ListParagraph"/>
-              <w:numPr>
-                <w:ilvl w:val="1"/>
-                <w:numId w:val="4"/>
-              </w:numPr>
-              <w:rPr>
-                <w:lang w:val="en-AU"/>
-              </w:rPr>
-            </w:pPr>
-            <w:r>
-              <w:rPr>
-                <w:b/>
-                <w:bCs/>
-                <w:lang w:val="en-AU"/>
-              </w:rPr>
-              <w:t>Level 3.2: Adversarial Influence</w:t>
-            </w:r>
-            <w:r>
-              <w:rPr>
-                <w:lang w:val="en-AU"/>
-              </w:rPr>
-              <w:t xml:space="preserve"> </w:t>
-            </w:r>
-            <w:r>
-              <w:rPr>
-                <w:lang w:val="en-AU"/>
-              </w:rPr>
-              <w:t>-</w:t>
-            </w:r>
-            <w:r>
-              <w:rPr>
-                <w:lang w:val="en-AU"/>
-              </w:rPr>
-              <w:t>Users attempt to craft inputs that influence the system while still appearing normal to the AI-assisted defender.</w:t>
-            </w:r>
-          </w:p>
-          <w:p>
-            <w:pPr>
-              <w:pStyle w:val="ListParagraph"/>
-              <w:numPr>
-                <w:ilvl w:val="2"/>
-                <w:numId w:val="4"/>
-              </w:numPr>
-              <w:rPr>
-                <w:lang w:val="en-AU"/>
-              </w:rPr>
-            </w:pPr>
-            <w:r>
-              <w:rPr>
-                <w:lang w:val="en-AU"/>
-              </w:rPr>
-              <w:t>Users can generate RF/channel conditions in Python and interact with the embedded protocol logic in C/C++.</w:t>
-            </w:r>
-          </w:p>
-          <w:p>
-            <w:pPr>
-              <w:pStyle w:val="ListParagraph"/>
-              <w:numPr>
-                <w:ilvl w:val="2"/>
-                <w:numId w:val="4"/>
-              </w:numPr>
-              <w:rPr>
-                <w:lang w:val="en-AU"/>
-              </w:rPr>
-            </w:pPr>
-            <w:r>
-              <w:rPr>
-                <w:lang w:val="en-AU"/>
-              </w:rPr>
-              <w:t>The goal is to cause a specific system behaviour, such as changing channel, rejecting a trusted node, accepting a false sensor report, or altering a route decision, while keeping the anomaly score below threshold.</w:t>
-            </w:r>
-          </w:p>
-          <w:p>
-            <w:pPr>
-              <w:pStyle w:val="ListParagraph"/>
-              <w:numPr>
-                <w:ilvl w:val="1"/>
-                <w:numId w:val="4"/>
-              </w:numPr>
-              <w:rPr>
-                <w:lang w:val="en-AU"/>
-              </w:rPr>
-            </w:pPr>
-            <w:r>
-              <w:rPr>
-                <w:b/>
-                <w:bCs/>
-                <w:lang w:val="en-AU"/>
-              </w:rPr>
-              <w:t>Level 3.3: Capture the Adaptive System</w:t>
-            </w:r>
-            <w:r>
-              <w:rPr>
-                <w:lang w:val="en-AU"/>
-              </w:rPr>
-              <w:t xml:space="preserve"> </w:t>
-            </w:r>
-            <w:r>
-              <w:rPr>
-                <w:lang w:val="en-AU"/>
-              </w:rPr>
-              <w:t>-</w:t>
-            </w:r>
-            <w:r>
-              <w:rPr>
-                <w:lang w:val="en-AU"/>
-              </w:rPr>
-              <w:t xml:space="preserve"> The final challenge combines RF observations, packet behaviour, sensor data, GPS/IMU validation, and the AI-protected cognitive radio into one CTF scenario.</w:t>
-            </w:r>
-          </w:p>
-          <w:p>
-            <w:pPr>
-              <w:pStyle w:val="ListParagraph"/>
-              <w:numPr>
-                <w:ilvl w:val="2"/>
-                <w:numId w:val="4"/>
-              </w:numPr>
-              <w:rPr>
-                <w:lang w:val="en-AU"/>
-              </w:rPr>
-            </w:pPr>
-            <w:r>
-              <w:rPr>
-                <w:lang w:val="en-AU"/>
-              </w:rPr>
-              <w:t>Users must achieve a mission objective while maintaining plausible RF metrics, valid protocol behaviour, believable sensor data, and low AI suspicion.</w:t>
-            </w:r>
-          </w:p>
-          <w:p>
-            <w:pPr>
-              <w:pStyle w:val="ListParagraph"/>
-              <w:numPr>
-                <w:ilvl w:val="2"/>
-                <w:numId w:val="4"/>
-              </w:numPr>
-              <w:rPr>
-                <w:lang w:val="en-AU"/>
-              </w:rPr>
-            </w:pPr>
-            <w:r>
-              <w:rPr>
-                <w:lang w:val="en-AU"/>
-              </w:rPr>
-              <w:t>Success is scored using mission impact, detection probability, communication availability, and trust score.</w:t>
-            </w:r>
-          </w:p>
+              <w:t>Level 3: Radio Jammers Are Nasty</w:t>
+            </w:r>
+          </w:p>
+          <w:p>
+            <w:pPr>
+              <w:rPr>
+                <w:kern w:val="2"/>
+                <w:lang w:val="en-AU" w:eastAsia="en-AU"/>
+                <w14:ligatures w14:val="standardContextual"/>
+              </w:rPr>
+            </w:pPr>
+            <w:r>
+              <w:t>Security auditors suspect that weaknesses in identifiers, keys, or protocol design could allow attackers to manipulate the communication system.</w:t>
+            </w:r>
+          </w:p>
+          <w:p>
+            <w:pPr>
+              <w:pStyle w:val="ListParagraph"/>
+              <w:numPr>
+                <w:ilvl w:val="0"/>
+                <w:numId w:val="7"/>
+              </w:numPr>
+              <w:rPr>
+                <w:kern w:val="2"/>
+                <w:lang w:val="en-AU" w:eastAsia="en-AU"/>
+                <w14:ligatures w14:val="standardContextual"/>
+              </w:rPr>
+            </w:pPr>
+            <w:r>
+              <w:t>Provided resources: communication captures, embedded source code fragments, maintenance documentation, and access to a simulated configuration interface.</w:t>
+            </w:r>
+          </w:p>
+          <w:p>
+            <w:pPr>
+              <w:pStyle w:val="ListParagraph"/>
+              <w:numPr>
+                <w:ilvl w:val="0"/>
+                <w:numId w:val="7"/>
+              </w:numPr>
+            </w:pPr>
+            <w:r>
+              <w:t>Participant tasks: identify vulnerabilities, recover credentials, and demonstrate unauthorised control of roadside infrastructure or emergency broadcasts.</w:t>
+            </w:r>
+          </w:p>
+          <w:p>
+            <w:pPr>
+              <w:pStyle w:val="ListParagraph"/>
+              <w:numPr>
+                <w:ilvl w:val="0"/>
+                <w:numId w:val="7"/>
+              </w:numPr>
+            </w:pPr>
+            <w:r>
+              <w:t>Learning focus: replay attacks, protocol exploitation, embedded security, and electronic attack concepts.</w:t>
+            </w:r>
+          </w:p>
+          <w:p>
+            <w:r>
+              <w:rPr>
+                <w:b/>
+                <w:bCs/>
+              </w:rPr>
+              <w:t>Level 4: Adaptive Communications</w:t>
+            </w:r>
+          </w:p>
+          <w:p>
+            <w:pPr>
+              <w:rPr>
+                <w:kern w:val="2"/>
+                <w:lang w:val="en-AU" w:eastAsia="en-AU"/>
+                <w14:ligatures w14:val="standardContextual"/>
+              </w:rPr>
+            </w:pPr>
+            <w:r>
+              <w:t>Following earlier incidents, the authority deploys a simple monitoring and channel-selection system to improve resilience against interference and malicious activity.</w:t>
+            </w:r>
+          </w:p>
+          <w:p>
+            <w:pPr>
+              <w:pStyle w:val="ListParagraph"/>
+              <w:numPr>
+                <w:ilvl w:val="0"/>
+                <w:numId w:val="8"/>
+              </w:numPr>
+              <w:rPr>
+                <w:kern w:val="2"/>
+                <w:lang w:val="en-AU" w:eastAsia="en-AU"/>
+                <w14:ligatures w14:val="standardContextual"/>
+              </w:rPr>
+            </w:pPr>
+            <w:r>
+              <w:t>Provided resources: spectrum display, packet monitor, trust score dashboard, event logs, and protocol activity history.</w:t>
+            </w:r>
+          </w:p>
+          <w:p>
+            <w:pPr>
+              <w:pStyle w:val="ListParagraph"/>
+              <w:numPr>
+                <w:ilvl w:val="0"/>
+                <w:numId w:val="8"/>
+              </w:numPr>
+            </w:pPr>
+            <w:r>
+              <w:t>Participant tasks: influence system behaviour while avoiding defensive detection mechanisms.</w:t>
+            </w:r>
+          </w:p>
+          <w:p>
+            <w:pPr>
+              <w:pStyle w:val="ListParagraph"/>
+              <w:numPr>
+                <w:ilvl w:val="0"/>
+                <w:numId w:val="8"/>
+              </w:numPr>
+            </w:pPr>
+            <w:r>
+              <w:t>Learning focus: adaptive communications, intrusion detection, trust modelling, and CEMA-style decision manipulation.</w:t>
+            </w:r>
+          </w:p>
+          <w:p>
+            <w:r>
+              <w:rPr>
+                <w:b/>
+                <w:bCs/>
+              </w:rPr>
+              <w:t>Final Challenge: Capture the Tunnel</w:t>
+            </w:r>
+          </w:p>
+          <w:p>
+            <w:pPr>
+              <w:rPr>
+                <w:kern w:val="2"/>
+                <w:lang w:val="en-AU" w:eastAsia="en-AU"/>
+                <w14:ligatures w14:val="standardContextual"/>
+              </w:rPr>
+            </w:pPr>
+            <w:r>
+              <w:t>Participants combine RF analysis, protocol reverse engineering, authentication exploitation, and detection evasion techniques to compromise the simulated tunnel communication network.</w:t>
+            </w:r>
+          </w:p>
+          <w:p>
+            <w:pPr>
+              <w:pStyle w:val="ListParagraph"/>
+              <w:numPr>
+                <w:ilvl w:val="0"/>
+                <w:numId w:val="9"/>
+              </w:numPr>
+              <w:rPr>
+                <w:kern w:val="2"/>
+                <w:lang w:val="en-AU" w:eastAsia="en-AU"/>
+                <w14:ligatures w14:val="standardContextual"/>
+              </w:rPr>
+            </w:pPr>
+            <w:r>
+              <w:t>Provided resources: access to all previous interfaces and system components.</w:t>
+            </w:r>
+          </w:p>
+          <w:p>
+            <w:pPr>
+              <w:pStyle w:val="ListParagraph"/>
+              <w:numPr>
+                <w:ilvl w:val="0"/>
+                <w:numId w:val="9"/>
+              </w:numPr>
+            </w:pPr>
+            <w:r>
+              <w:t>Participant objectives: transmit an unauthorised emergency broadcast, manipulate roadside infrastructure, and maintain control while staying below defined detection thresholds.</w:t>
+            </w:r>
+          </w:p>
+          <w:p>
+            <w:pPr>
+              <w:pStyle w:val="ListParagraph"/>
+              <w:numPr>
+                <w:ilvl w:val="0"/>
+                <w:numId w:val="9"/>
+              </w:numPr>
+            </w:pPr>
+            <w:r>
+              <w:t>Success measures: mission completion, communication impact, and detection score.</w:t>
+            </w:r>
+          </w:p>
+          <w:p/>
           <w:p/>
         </w:tc>
       </w:tr>
@@ -1398,16 +562,15 @@
             </w:pPr>
           </w:p>
           <w:p>
-            <w:r>
-              <w:rPr>
-                <w:rFonts w:ascii="Open Sans" w:eastAsia="Open Sans" w:hAnsi="Open Sans" w:cs="Open Sans"/>
-                <w:i/>
-                <w:iCs/>
-                <w:color w:val="666666"/>
-                <w:sz w:val="21"/>
-                <w:szCs w:val="21"/>
-              </w:rPr>
-              <w:t>[What will you do in Week 2?]</w:t>
+            <w:pPr>
+              <w:pStyle w:val="ListParagraph"/>
+              <w:numPr>
+                <w:ilvl w:val="0"/>
+                <w:numId w:val="10"/>
+              </w:numPr>
+            </w:pPr>
+            <w:r>
+              <w:t>Initial Planning of Design Stages and Project Structure and Data Requirements</w:t>
             </w:r>
           </w:p>
         </w:tc>
@@ -1466,6 +629,154 @@
           <w:p>
             <w:pPr>
               <w:rPr>
+                <w:rFonts w:ascii="Arial" w:eastAsia="Open Sans" w:hAnsi="Arial" w:cs="Arial"/>
+                <w:i/>
+                <w:iCs/>
+                <w:sz w:val="21"/>
+                <w:szCs w:val="21"/>
+              </w:rPr>
+            </w:pPr>
+          </w:p>
+          <w:p>
+            <w:pPr>
+              <w:pStyle w:val="ListParagraph"/>
+              <w:numPr>
+                <w:ilvl w:val="0"/>
+                <w:numId w:val="10"/>
+              </w:numPr>
+              <w:rPr>
+                <w:rFonts w:ascii="Arial" w:eastAsia="Open Sans" w:hAnsi="Arial" w:cs="Arial"/>
+                <w:sz w:val="21"/>
+                <w:szCs w:val="21"/>
+              </w:rPr>
+            </w:pPr>
+            <w:r>
+              <w:rPr>
+                <w:rFonts w:ascii="Arial" w:eastAsia="Open Sans" w:hAnsi="Arial" w:cs="Arial"/>
+                <w:sz w:val="21"/>
+                <w:szCs w:val="21"/>
+              </w:rPr>
+              <w:t xml:space="preserve">Technical Planning of </w:t>
+            </w:r>
+            <w:r>
+              <w:rPr>
+                <w:rFonts w:ascii="Arial" w:eastAsia="Open Sans" w:hAnsi="Arial" w:cs="Arial"/>
+                <w:sz w:val="21"/>
+                <w:szCs w:val="21"/>
+              </w:rPr>
+              <w:t>level mechanisms</w:t>
+            </w:r>
+          </w:p>
+          <w:p>
+            <w:pPr>
+              <w:pStyle w:val="ListParagraph"/>
+              <w:numPr>
+                <w:ilvl w:val="0"/>
+                <w:numId w:val="10"/>
+              </w:numPr>
+              <w:rPr>
+                <w:rFonts w:ascii="Arial" w:eastAsia="Open Sans" w:hAnsi="Arial" w:cs="Arial"/>
+                <w:sz w:val="21"/>
+                <w:szCs w:val="21"/>
+              </w:rPr>
+            </w:pPr>
+            <w:r>
+              <w:rPr>
+                <w:rFonts w:ascii="Arial" w:eastAsia="Open Sans" w:hAnsi="Arial" w:cs="Arial"/>
+                <w:sz w:val="21"/>
+                <w:szCs w:val="21"/>
+              </w:rPr>
+              <w:t xml:space="preserve">Development </w:t>
+            </w:r>
+            <w:r>
+              <w:rPr>
+                <w:rFonts w:ascii="Arial" w:eastAsia="Open Sans" w:hAnsi="Arial" w:cs="Arial"/>
+                <w:sz w:val="21"/>
+                <w:szCs w:val="21"/>
+              </w:rPr>
+              <w:t>of fundamental tunnel system application with no security measures</w:t>
+            </w:r>
+          </w:p>
+          <w:p>
+            <w:pPr>
+              <w:pStyle w:val="ListParagraph"/>
+              <w:numPr>
+                <w:ilvl w:val="0"/>
+                <w:numId w:val="10"/>
+              </w:numPr>
+              <w:rPr>
+                <w:rFonts w:ascii="Arial" w:eastAsia="Open Sans" w:hAnsi="Arial" w:cs="Arial"/>
+                <w:sz w:val="21"/>
+                <w:szCs w:val="21"/>
+              </w:rPr>
+            </w:pPr>
+            <w:r>
+              <w:rPr>
+                <w:rFonts w:ascii="Arial" w:eastAsia="Open Sans" w:hAnsi="Arial" w:cs="Arial"/>
+                <w:sz w:val="21"/>
+                <w:szCs w:val="21"/>
+              </w:rPr>
+              <w:t>Development of fundamental flag logic and ctf mechanism</w:t>
+            </w:r>
+          </w:p>
+          <w:p>
+            <w:pPr>
+              <w:pStyle w:val="ListParagraph"/>
+              <w:numPr>
+                <w:ilvl w:val="0"/>
+                <w:numId w:val="10"/>
+              </w:numPr>
+              <w:rPr>
+                <w:rFonts w:ascii="Open Sans" w:eastAsia="Open Sans" w:hAnsi="Open Sans" w:cs="Open Sans"/>
+                <w:color w:val="666666"/>
+                <w:sz w:val="21"/>
+                <w:szCs w:val="21"/>
+              </w:rPr>
+            </w:pPr>
+            <w:r>
+              <w:rPr>
+                <w:rFonts w:ascii="Arial" w:eastAsia="Open Sans" w:hAnsi="Arial" w:cs="Arial"/>
+                <w:sz w:val="21"/>
+                <w:szCs w:val="21"/>
+              </w:rPr>
+              <w:t>Communications packet interface setup</w:t>
+            </w:r>
+          </w:p>
+        </w:tc>
+        <w:tc>
+          <w:tcPr>
+            <w:tcW w:w="3756" w:type="dxa"/>
+          </w:tcPr>
+          <w:p>
+            <w:pPr>
+              <w:rPr>
+                <w:rFonts w:ascii="Open Sans" w:eastAsia="Open Sans" w:hAnsi="Open Sans" w:cs="Open Sans"/>
+                <w:b/>
+                <w:bCs/>
+                <w:i/>
+                <w:iCs/>
+                <w:color w:val="666666"/>
+                <w:sz w:val="21"/>
+                <w:szCs w:val="21"/>
+              </w:rPr>
+            </w:pPr>
+          </w:p>
+          <w:p>
+            <w:r>
+              <w:rPr>
+                <w:rFonts w:ascii="Open Sans" w:eastAsia="Open Sans" w:hAnsi="Open Sans" w:cs="Open Sans"/>
+                <w:b/>
+                <w:bCs/>
+                <w:i/>
+                <w:iCs/>
+                <w:color w:val="666666"/>
+                <w:sz w:val="21"/>
+                <w:szCs w:val="21"/>
+              </w:rPr>
+              <w:t xml:space="preserve">Note: </w:t>
+            </w:r>
+            <w:r>
+              <w:rPr>
                 <w:rFonts w:ascii="Open Sans" w:eastAsia="Open Sans" w:hAnsi="Open Sans" w:cs="Open Sans"/>
                 <w:i/>
                 <w:iCs/>
@@ -1473,98 +784,7 @@
                 <w:sz w:val="21"/>
                 <w:szCs w:val="21"/>
               </w:rPr>
-            </w:pPr>
-          </w:p>
-          <w:p>
-            <w:pPr>
-              <w:rPr>
-                <w:rFonts w:ascii="Open Sans" w:eastAsia="Open Sans" w:hAnsi="Open Sans" w:cs="Open Sans"/>
-                <w:i/>
-                <w:iCs/>
-                <w:color w:val="666666"/>
-                <w:sz w:val="21"/>
-                <w:szCs w:val="21"/>
-              </w:rPr>
-            </w:pPr>
-            <w:r>
-              <w:rPr>
-                <w:rFonts w:ascii="Open Sans" w:eastAsia="Open Sans" w:hAnsi="Open Sans" w:cs="Open Sans"/>
-                <w:i/>
-                <w:iCs/>
-                <w:color w:val="666666"/>
-                <w:sz w:val="21"/>
-                <w:szCs w:val="21"/>
-              </w:rPr>
-              <w:t>[What will you do in Week 3?]</w:t>
-            </w:r>
-          </w:p>
-        </w:tc>
-        <w:tc>
-          <w:tcPr>
-            <w:tcW w:w="3756" w:type="dxa"/>
-          </w:tcPr>
-          <w:p>
-            <w:pPr>
-              <w:rPr>
-                <w:rFonts w:ascii="Open Sans" w:eastAsia="Open Sans" w:hAnsi="Open Sans" w:cs="Open Sans"/>
-                <w:b/>
-                <w:bCs/>
-                <w:i/>
-                <w:iCs/>
-                <w:color w:val="666666"/>
-                <w:sz w:val="21"/>
-                <w:szCs w:val="21"/>
-              </w:rPr>
-            </w:pPr>
-          </w:p>
-          <w:p>
-            <w:r>
-              <w:rPr>
-                <w:rFonts w:ascii="Open Sans" w:eastAsia="Open Sans" w:hAnsi="Open Sans" w:cs="Open Sans"/>
-                <w:b/>
-                <w:bCs/>
-                <w:i/>
-                <w:iCs/>
-                <w:color w:val="666666"/>
-                <w:sz w:val="21"/>
-                <w:szCs w:val="21"/>
-              </w:rPr>
-              <w:t xml:space="preserve">Note: </w:t>
-            </w:r>
-            <w:r>
-              <w:rPr>
-                <w:rFonts w:ascii="Open Sans" w:eastAsia="Open Sans" w:hAnsi="Open Sans" w:cs="Open Sans"/>
-                <w:i/>
-                <w:iCs/>
-                <w:color w:val="666666"/>
-                <w:sz w:val="21"/>
-                <w:szCs w:val="21"/>
-              </w:rPr>
-              <w:t xml:space="preserve">Project Proposal Due </w:t>
-            </w:r>
-            <w:proofErr w:type="gramStart"/>
-            <w:r>
-              <w:rPr>
-                <w:rFonts w:ascii="Open Sans" w:eastAsia="Open Sans" w:hAnsi="Open Sans" w:cs="Open Sans"/>
-                <w:i/>
-                <w:iCs/>
-                <w:color w:val="666666"/>
-                <w:sz w:val="21"/>
-                <w:szCs w:val="21"/>
-              </w:rPr>
-              <w:t>Monday</w:t>
-            </w:r>
-            <w:proofErr w:type="gramEnd"/>
-            <w:r>
-              <w:rPr>
-                <w:rFonts w:ascii="Open Sans" w:eastAsia="Open Sans" w:hAnsi="Open Sans" w:cs="Open Sans"/>
-                <w:i/>
-                <w:iCs/>
-                <w:color w:val="666666"/>
-                <w:sz w:val="21"/>
-                <w:szCs w:val="21"/>
-              </w:rPr>
-              <w:t xml:space="preserve"> 4PM with Week 2 Portfolio</w:t>
+              <w:t>Project Proposal Due Monday 4PM with Week 2 Portfolio</w:t>
             </w:r>
           </w:p>
         </w:tc>
@@ -1634,16 +854,63 @@
             </w:pPr>
           </w:p>
           <w:p>
-            <w:r>
-              <w:rPr>
-                <w:rFonts w:ascii="Open Sans" w:eastAsia="Open Sans" w:hAnsi="Open Sans" w:cs="Open Sans"/>
-                <w:i/>
-                <w:iCs/>
-                <w:color w:val="666666"/>
-                <w:sz w:val="21"/>
-                <w:szCs w:val="21"/>
-              </w:rPr>
-              <w:t>[What will you do in Week 4?]</w:t>
+            <w:pPr>
+              <w:pStyle w:val="ListParagraph"/>
+              <w:numPr>
+                <w:ilvl w:val="0"/>
+                <w:numId w:val="10"/>
+              </w:numPr>
+            </w:pPr>
+            <w:r>
+              <w:t>Setup of underlying application communication protocol</w:t>
+            </w:r>
+          </w:p>
+          <w:p>
+            <w:pPr>
+              <w:pStyle w:val="ListParagraph"/>
+              <w:numPr>
+                <w:ilvl w:val="0"/>
+                <w:numId w:val="10"/>
+              </w:numPr>
+            </w:pPr>
+            <w:r>
+              <w:t xml:space="preserve">Build and validate security features such as </w:t>
+            </w:r>
+          </w:p>
+          <w:p>
+            <w:pPr>
+              <w:pStyle w:val="ListParagraph"/>
+              <w:numPr>
+                <w:ilvl w:val="1"/>
+                <w:numId w:val="10"/>
+              </w:numPr>
+            </w:pPr>
+            <w:r>
+              <w:t>encryption methods</w:t>
+            </w:r>
+          </w:p>
+          <w:p>
+            <w:pPr>
+              <w:pStyle w:val="ListParagraph"/>
+              <w:numPr>
+                <w:ilvl w:val="1"/>
+                <w:numId w:val="10"/>
+              </w:numPr>
+            </w:pPr>
+            <w:r>
+              <w:t>Keys</w:t>
+            </w:r>
+          </w:p>
+          <w:p>
+            <w:pPr>
+              <w:pStyle w:val="ListParagraph"/>
+              <w:numPr>
+                <w:ilvl w:val="1"/>
+                <w:numId w:val="10"/>
+              </w:numPr>
+            </w:pPr>
+            <w:r>
+              <w:t xml:space="preserve">User input mechanism checks etc </w:t>
             </w:r>
           </w:p>
         </w:tc>
@@ -1713,16 +980,66 @@
             </w:pPr>
           </w:p>
           <w:p>
-            <w:r>
-              <w:rPr>
-                <w:rFonts w:ascii="Open Sans" w:eastAsia="Open Sans" w:hAnsi="Open Sans" w:cs="Open Sans"/>
-                <w:i/>
-                <w:iCs/>
-                <w:color w:val="666666"/>
-                <w:sz w:val="21"/>
-                <w:szCs w:val="21"/>
-              </w:rPr>
-              <w:t>[What will you do in Week 5?]</w:t>
+            <w:pPr>
+              <w:pStyle w:val="ListParagraph"/>
+              <w:numPr>
+                <w:ilvl w:val="0"/>
+                <w:numId w:val="10"/>
+              </w:numPr>
+            </w:pPr>
+            <w:r>
+              <w:t>Setup the user interactive frontend, that has a RF data display</w:t>
+            </w:r>
+          </w:p>
+          <w:p>
+            <w:pPr>
+              <w:pStyle w:val="ListParagraph"/>
+              <w:numPr>
+                <w:ilvl w:val="0"/>
+                <w:numId w:val="10"/>
+              </w:numPr>
+            </w:pPr>
+            <w:r>
+              <w:t>Interactive RF frontend for user</w:t>
+            </w:r>
+            <w:r>
+              <w:t>s to control</w:t>
+            </w:r>
+          </w:p>
+          <w:p>
+            <w:pPr>
+              <w:pStyle w:val="ListParagraph"/>
+              <w:numPr>
+                <w:ilvl w:val="0"/>
+                <w:numId w:val="10"/>
+              </w:numPr>
+            </w:pPr>
+            <w:r>
+              <w:t>Frequency/signalling output</w:t>
+            </w:r>
+          </w:p>
+          <w:p>
+            <w:pPr>
+              <w:pStyle w:val="ListParagraph"/>
+              <w:numPr>
+                <w:ilvl w:val="0"/>
+                <w:numId w:val="10"/>
+              </w:numPr>
+            </w:pPr>
+            <w:r>
+              <w:t>Consoles and packet displays</w:t>
+            </w:r>
+          </w:p>
+          <w:p>
+            <w:pPr>
+              <w:pStyle w:val="ListParagraph"/>
+              <w:numPr>
+                <w:ilvl w:val="0"/>
+                <w:numId w:val="10"/>
+              </w:numPr>
+            </w:pPr>
+            <w:r>
+              <w:t>Frontend and backend connection</w:t>
             </w:r>
           </w:p>
         </w:tc>
@@ -1792,18 +1109,30 @@
             </w:pPr>
           </w:p>
           <w:p>
-            <w:r>
-              <w:rPr>
-                <w:rFonts w:ascii="Open Sans" w:eastAsia="Open Sans" w:hAnsi="Open Sans" w:cs="Open Sans"/>
-                <w:i/>
-                <w:iCs/>
-                <w:color w:val="666666"/>
-                <w:sz w:val="21"/>
-                <w:szCs w:val="21"/>
-              </w:rPr>
-              <w:t>-- Flexibility Week --</w:t>
-            </w:r>
-          </w:p>
+            <w:pPr>
+              <w:pStyle w:val="ListParagraph"/>
+              <w:numPr>
+                <w:ilvl w:val="0"/>
+                <w:numId w:val="10"/>
+              </w:numPr>
+            </w:pPr>
+            <w:r>
+              <w:t>Culmination of previous elements for final task application creation</w:t>
+            </w:r>
+          </w:p>
+          <w:p>
+            <w:pPr>
+              <w:pStyle w:val="ListParagraph"/>
+              <w:numPr>
+                <w:ilvl w:val="0"/>
+                <w:numId w:val="10"/>
+              </w:numPr>
+            </w:pPr>
+            <w:r>
+              <w:t>Validation of systems and flags</w:t>
+            </w:r>
+          </w:p>
+          <w:p/>
         </w:tc>
       </w:tr>
       <w:tr>
@@ -1871,16 +1200,39 @@
             </w:pPr>
           </w:p>
           <w:p>
-            <w:r>
-              <w:rPr>
-                <w:rFonts w:ascii="Open Sans" w:eastAsia="Open Sans" w:hAnsi="Open Sans" w:cs="Open Sans"/>
-                <w:i/>
-                <w:iCs/>
-                <w:color w:val="666666"/>
-                <w:sz w:val="21"/>
-                <w:szCs w:val="21"/>
-              </w:rPr>
-              <w:t>[What will you do in Week 7?]</w:t>
+            <w:pPr>
+              <w:pStyle w:val="ListParagraph"/>
+              <w:numPr>
+                <w:ilvl w:val="0"/>
+                <w:numId w:val="10"/>
+              </w:numPr>
+            </w:pPr>
+            <w:r>
+              <w:t>Report Documentation Development</w:t>
+            </w:r>
+          </w:p>
+          <w:p>
+            <w:pPr>
+              <w:pStyle w:val="ListParagraph"/>
+              <w:numPr>
+                <w:ilvl w:val="0"/>
+                <w:numId w:val="10"/>
+              </w:numPr>
+            </w:pPr>
+            <w:r>
+              <w:t>Feature Improvement and debugging any issues found</w:t>
+            </w:r>
+          </w:p>
+          <w:p>
+            <w:pPr>
+              <w:pStyle w:val="ListParagraph"/>
+              <w:numPr>
+                <w:ilvl w:val="0"/>
+                <w:numId w:val="10"/>
+              </w:numPr>
+            </w:pPr>
+            <w:r>
+              <w:t>Additional security measures added for increased difficulty</w:t>
             </w:r>
           </w:p>
         </w:tc>
@@ -1929,16 +1281,27 @@
             <w:tcW w:w="5475" w:type="dxa"/>
           </w:tcPr>
           <w:p>
-            <w:r>
-              <w:rPr>
-                <w:rFonts w:ascii="Open Sans" w:eastAsia="Open Sans" w:hAnsi="Open Sans" w:cs="Open Sans"/>
-                <w:i/>
-                <w:iCs/>
-                <w:color w:val="666666"/>
-                <w:sz w:val="21"/>
-                <w:szCs w:val="21"/>
-              </w:rPr>
-              <w:t>[What will you do in Week 8?]</w:t>
+            <w:pPr>
+              <w:pStyle w:val="ListParagraph"/>
+              <w:numPr>
+                <w:ilvl w:val="0"/>
+                <w:numId w:val="10"/>
+              </w:numPr>
+            </w:pPr>
+            <w:r>
+              <w:t>Final Edits of Report</w:t>
+            </w:r>
+          </w:p>
+          <w:p>
+            <w:pPr>
+              <w:pStyle w:val="ListParagraph"/>
+              <w:numPr>
+                <w:ilvl w:val="0"/>
+                <w:numId w:val="10"/>
+              </w:numPr>
+            </w:pPr>
+            <w:r>
+              <w:t>Presentation Preparation</w:t>
             </w:r>
           </w:p>
         </w:tc>
@@ -2020,29 +1383,41 @@
             <w:tcW w:w="9231" w:type="dxa"/>
             <w:gridSpan w:val="2"/>
           </w:tcPr>
-          <w:p>
-            <w:pPr>
-              <w:rPr>
-                <w:rFonts w:ascii="Open Sans" w:eastAsia="Open Sans" w:hAnsi="Open Sans" w:cs="Open Sans"/>
-                <w:i/>
-                <w:iCs/>
-                <w:color w:val="666666"/>
-                <w:sz w:val="21"/>
-                <w:szCs w:val="21"/>
-              </w:rPr>
-            </w:pPr>
-          </w:p>
-          <w:p>
-            <w:r>
-              <w:rPr>
-                <w:rFonts w:ascii="Open Sans" w:eastAsia="Open Sans" w:hAnsi="Open Sans" w:cs="Open Sans"/>
-                <w:i/>
-                <w:iCs/>
-                <w:color w:val="666666"/>
-                <w:sz w:val="21"/>
-                <w:szCs w:val="21"/>
-              </w:rPr>
-              <w:t>[What will the outcome and deliverables from your project?]</w:t>
+          <w:p/>
+          <w:p>
+            <w:pPr>
+              <w:pStyle w:val="ListParagraph"/>
+              <w:numPr>
+                <w:ilvl w:val="0"/>
+                <w:numId w:val="9"/>
+              </w:numPr>
+            </w:pPr>
+            <w:r>
+              <w:t>Live site/gui that interfaces with a backend application to simulate an RF system</w:t>
+            </w:r>
+          </w:p>
+          <w:p>
+            <w:pPr>
+              <w:pStyle w:val="ListParagraph"/>
+              <w:numPr>
+                <w:ilvl w:val="0"/>
+                <w:numId w:val="9"/>
+              </w:numPr>
+            </w:pPr>
+            <w:r>
+              <w:t xml:space="preserve">Demonstration of security measures that can be taken and explicit vulnerabilities </w:t>
+            </w:r>
+          </w:p>
+          <w:p>
+            <w:pPr>
+              <w:pStyle w:val="ListParagraph"/>
+              <w:numPr>
+                <w:ilvl w:val="0"/>
+                <w:numId w:val="9"/>
+              </w:numPr>
+            </w:pPr>
+            <w:r>
+              <w:t>Working flagging system, security mesures do not let user break systems from previous levels</w:t>
             </w:r>
           </w:p>
         </w:tc>
@@ -2221,6 +1596,155 @@
 <file path=word/numbering.xml><?xml version="1.0" encoding="utf-8"?>
 <w:numbering xmlns:wpc="http://schemas.microsoft.com/office/word/2010/wordprocessingCanvas" xmlns:cx="http://schemas.microsoft.com/office/drawing/2014/chartex" xmlns:cx1="http://schemas.microsoft.com/office/drawing/2015/9/8/chartex" xmlns:cx2="http://schemas.microsoft.com/office/drawing/2015/10/21/chartex" xmlns:cx3="http://schemas.microsoft.com/office/drawing/2016/5/9/chartex" xmlns:cx4="http://schemas.microsoft.com/office/drawing/2016/5/10/chartex" xmlns:cx5="http://schemas.microsoft.com/office/drawing/2016/5/11/chartex" xmlns:cx6="http://schemas.microsoft.com/office/drawing/2016/5/12/chartex" xmlns:cx7="http://schemas.microsoft.com/office/drawing/2016/5/13/chartex" xmlns:cx8="http://schemas.microsoft.com/office/drawing/2016/5/14/chartex" xmlns:mc="http://schemas.openxmlformats.org/markup-compatibility/2006" xmlns:aink="http://schemas.microsoft.com/office/drawing/2016/ink" xmlns:am3d="http://schemas.microsoft.com/office/drawing/2017/model3d" xmlns:o="urn:schemas-microsoft-com:office:office" xmlns:oel="http://schemas.microsoft.com/office/2019/extlst" xmlns:r="http://schemas.openxmlformats.org/officeDocument/2006/relationships" xmlns:m="http://schemas.openxmlformats.org/officeDocument/2006/math" xmlns:v="urn:schemas-microsoft-com:vml" xmlns:wp14="http://schemas.microsoft.com/office/word/2010/wordprocessingDrawing" xmlns:wp="http://schemas.openxmlformats.org/drawingml/2006/wordprocessingDrawing" xmlns:w10="urn:schemas-microsoft-com:office:word" xmlns:w="http://schemas.openxmlformats.org/wordprocessingml/2006/main" xmlns:w14="http://schemas.microsoft.com/office/word/2010/wordml" xmlns:w15="http://schemas.microsoft.com/office/word/2012/wordml" xmlns:w16cex="http://schemas.microsoft.com/office/word/2018/wordml/cex" xmlns:w16cid="http://schemas.microsoft.com/office/word/2016/wordml/cid" xmlns:w16="http://schemas.microsoft.com/office/word/2018/wordml" xmlns:w16du="http://schemas.microsoft.com/office/word/2023/wordml/word16du" xmlns:w16sdtdh="http://schemas.microsoft.com/office/word/2020/wordml/sdtdatahash" xmlns:w16sdtfl="http://schemas.microsoft.com/office/word/2024/wordml/sdtformatlock" xmlns:w16se="http://schemas.microsoft.com/office/word/2015/wordml/symex" xmlns:wpg="http://schemas.microsoft.com/office/word/2010/wordprocessingGroup" xmlns:wpi="http://schemas.microsoft.com/office/word/2010/wordprocessingInk" xmlns:wne="http://schemas.microsoft.com/office/word/2006/wordml" xmlns:wps="http://schemas.microsoft.com/office/word/2010/wordprocessingShape" mc:Ignorable="w14 w15 w16se w16cid w16 w16cex w16sdtdh w16sdtfl w16du wp14">
   <w:abstractNum w:abstractNumId="0" w15:restartNumberingAfterBreak="0">
+    <w:nsid w:val="017E67DB"/>
+    <w:multiLevelType w:val="multilevel"/>
+    <w:tmpl w:val="177C68AC"/>
+    <w:lvl w:ilvl="0">
+      <w:start w:val="1"/>
+      <w:numFmt w:val="bullet"/>
+      <w:lvlText w:val=""/>
+      <w:lvlJc w:val="left"/>
+      <w:pPr>
+        <w:tabs>
+          <w:tab w:val="num" w:pos="720"/>
+        </w:tabs>
+        <w:ind w:left="720" w:hanging="360"/>
+      </w:pPr>
+      <w:rPr>
+        <w:rFonts w:ascii="Symbol" w:hAnsi="Symbol" w:hint="default"/>
+        <w:sz w:val="20"/>
+      </w:rPr>
+    </w:lvl>
+    <w:lvl w:ilvl="1" w:tentative="1">
+      <w:start w:val="1"/>
+      <w:numFmt w:val="bullet"/>
+      <w:lvlText w:val="o"/>
+      <w:lvlJc w:val="left"/>
+      <w:pPr>
+        <w:tabs>
+          <w:tab w:val="num" w:pos="1440"/>
+        </w:tabs>
+        <w:ind w:left="1440" w:hanging="360"/>
+      </w:pPr>
+      <w:rPr>
+        <w:rFonts w:ascii="Courier New" w:hAnsi="Courier New" w:hint="default"/>
+        <w:sz w:val="20"/>
+      </w:rPr>
+    </w:lvl>
+    <w:lvl w:ilvl="2" w:tentative="1">
+      <w:start w:val="1"/>
+      <w:numFmt w:val="bullet"/>
+      <w:lvlText w:val=""/>
+      <w:lvlJc w:val="left"/>
+      <w:pPr>
+        <w:tabs>
+          <w:tab w:val="num" w:pos="2160"/>
+        </w:tabs>
+        <w:ind w:left="2160" w:hanging="360"/>
+      </w:pPr>
+      <w:rPr>
+        <w:rFonts w:ascii="Wingdings" w:hAnsi="Wingdings" w:hint="default"/>
+        <w:sz w:val="20"/>
+      </w:rPr>
+    </w:lvl>
+    <w:lvl w:ilvl="3" w:tentative="1">
+      <w:start w:val="1"/>
+      <w:numFmt w:val="bullet"/>
+      <w:lvlText w:val=""/>
+      <w:lvlJc w:val="left"/>
+      <w:pPr>
+        <w:tabs>
+          <w:tab w:val="num" w:pos="2880"/>
+        </w:tabs>
+        <w:ind w:left="2880" w:hanging="360"/>
+      </w:pPr>
+      <w:rPr>
+        <w:rFonts w:ascii="Wingdings" w:hAnsi="Wingdings" w:hint="default"/>
+        <w:sz w:val="20"/>
+      </w:rPr>
+    </w:lvl>
+    <w:lvl w:ilvl="4" w:tentative="1">
+      <w:start w:val="1"/>
+      <w:numFmt w:val="bullet"/>
+      <w:lvlText w:val=""/>
+      <w:lvlJc w:val="left"/>
+      <w:pPr>
+        <w:tabs>
+          <w:tab w:val="num" w:pos="3600"/>
+        </w:tabs>
+        <w:ind w:left="3600" w:hanging="360"/>
+      </w:pPr>
+      <w:rPr>
+        <w:rFonts w:ascii="Wingdings" w:hAnsi="Wingdings" w:hint="default"/>
+        <w:sz w:val="20"/>
+      </w:rPr>
+    </w:lvl>
+    <w:lvl w:ilvl="5" w:tentative="1">
+      <w:start w:val="1"/>
+      <w:numFmt w:val="bullet"/>
+      <w:lvlText w:val=""/>
+      <w:lvlJc w:val="left"/>
+      <w:pPr>
+        <w:tabs>
+          <w:tab w:val="num" w:pos="4320"/>
+        </w:tabs>
+        <w:ind w:left="4320" w:hanging="360"/>
+      </w:pPr>
+      <w:rPr>
+        <w:rFonts w:ascii="Wingdings" w:hAnsi="Wingdings" w:hint="default"/>
+        <w:sz w:val="20"/>
+      </w:rPr>
+    </w:lvl>
+    <w:lvl w:ilvl="6" w:tentative="1">
+      <w:start w:val="1"/>
+      <w:numFmt w:val="bullet"/>
+      <w:lvlText w:val=""/>
+      <w:lvlJc w:val="left"/>
+      <w:pPr>
+        <w:tabs>
+          <w:tab w:val="num" w:pos="5040"/>
+        </w:tabs>
+        <w:ind w:left="5040" w:hanging="360"/>
+      </w:pPr>
+      <w:rPr>
+        <w:rFonts w:ascii="Wingdings" w:hAnsi="Wingdings" w:hint="default"/>
+        <w:sz w:val="20"/>
+      </w:rPr>
+    </w:lvl>
+    <w:lvl w:ilvl="7" w:tentative="1">
+      <w:start w:val="1"/>
+      <w:numFmt w:val="bullet"/>
+      <w:lvlText w:val=""/>
+      <w:lvlJc w:val="left"/>
+      <w:pPr>
+        <w:tabs>
+          <w:tab w:val="num" w:pos="5760"/>
+        </w:tabs>
+        <w:ind w:left="5760" w:hanging="360"/>
+      </w:pPr>
+      <w:rPr>
+        <w:rFonts w:ascii="Wingdings" w:hAnsi="Wingdings" w:hint="default"/>
+        <w:sz w:val="20"/>
+      </w:rPr>
+    </w:lvl>
+    <w:lvl w:ilvl="8" w:tentative="1">
+      <w:start w:val="1"/>
+      <w:numFmt w:val="bullet"/>
+      <w:lvlText w:val=""/>
+      <w:lvlJc w:val="left"/>
+      <w:pPr>
+        <w:tabs>
+          <w:tab w:val="num" w:pos="6480"/>
+        </w:tabs>
+        <w:ind w:left="6480" w:hanging="360"/>
+      </w:pPr>
+      <w:rPr>
+        <w:rFonts w:ascii="Wingdings" w:hAnsi="Wingdings" w:hint="default"/>
+        <w:sz w:val="20"/>
+      </w:rPr>
+    </w:lvl>
+  </w:abstractNum>
+  <w:abstractNum w:abstractNumId="1" w15:restartNumberingAfterBreak="0">
     <w:nsid w:val="021C3FAD"/>
     <w:multiLevelType w:val="hybridMultilevel"/>
     <w:tmpl w:val="0750E812"/>
@@ -2306,7 +1830,417 @@
       </w:pPr>
     </w:lvl>
   </w:abstractNum>
-  <w:abstractNum w:abstractNumId="1" w15:restartNumberingAfterBreak="0">
+  <w:abstractNum w:abstractNumId="2" w15:restartNumberingAfterBreak="0">
+    <w:nsid w:val="0FD93847"/>
+    <w:multiLevelType w:val="hybridMultilevel"/>
+    <w:tmpl w:val="A1245D20"/>
+    <w:lvl w:ilvl="0" w:tplc="6D34D4C2">
+      <w:numFmt w:val="bullet"/>
+      <w:lvlText w:val="-"/>
+      <w:lvlJc w:val="left"/>
+      <w:pPr>
+        <w:ind w:left="720" w:hanging="360"/>
+      </w:pPr>
+      <w:rPr>
+        <w:rFonts w:ascii="Aptos" w:eastAsiaTheme="minorEastAsia" w:hAnsi="Aptos" w:cstheme="minorBidi" w:hint="default"/>
+      </w:rPr>
+    </w:lvl>
+    <w:lvl w:ilvl="1" w:tplc="0C090003">
+      <w:start w:val="1"/>
+      <w:numFmt w:val="bullet"/>
+      <w:lvlText w:val="o"/>
+      <w:lvlJc w:val="left"/>
+      <w:pPr>
+        <w:ind w:left="1440" w:hanging="360"/>
+      </w:pPr>
+      <w:rPr>
+        <w:rFonts w:ascii="Courier New" w:hAnsi="Courier New" w:cs="Courier New" w:hint="default"/>
+      </w:rPr>
+    </w:lvl>
+    <w:lvl w:ilvl="2" w:tplc="0C090005" w:tentative="1">
+      <w:start w:val="1"/>
+      <w:numFmt w:val="bullet"/>
+      <w:lvlText w:val=""/>
+      <w:lvlJc w:val="left"/>
+      <w:pPr>
+        <w:ind w:left="2160" w:hanging="360"/>
+      </w:pPr>
+      <w:rPr>
+        <w:rFonts w:ascii="Wingdings" w:hAnsi="Wingdings" w:hint="default"/>
+      </w:rPr>
+    </w:lvl>
+    <w:lvl w:ilvl="3" w:tplc="0C090001" w:tentative="1">
+      <w:start w:val="1"/>
+      <w:numFmt w:val="bullet"/>
+      <w:lvlText w:val=""/>
+      <w:lvlJc w:val="left"/>
+      <w:pPr>
+        <w:ind w:left="2880" w:hanging="360"/>
+      </w:pPr>
+      <w:rPr>
+        <w:rFonts w:ascii="Symbol" w:hAnsi="Symbol" w:hint="default"/>
+      </w:rPr>
+    </w:lvl>
+    <w:lvl w:ilvl="4" w:tplc="0C090003" w:tentative="1">
+      <w:start w:val="1"/>
+      <w:numFmt w:val="bullet"/>
+      <w:lvlText w:val="o"/>
+      <w:lvlJc w:val="left"/>
+      <w:pPr>
+        <w:ind w:left="3600" w:hanging="360"/>
+      </w:pPr>
+      <w:rPr>
+        <w:rFonts w:ascii="Courier New" w:hAnsi="Courier New" w:cs="Courier New" w:hint="default"/>
+      </w:rPr>
+    </w:lvl>
+    <w:lvl w:ilvl="5" w:tplc="0C090005" w:tentative="1">
+      <w:start w:val="1"/>
+      <w:numFmt w:val="bullet"/>
+      <w:lvlText w:val=""/>
+      <w:lvlJc w:val="left"/>
+      <w:pPr>
+        <w:ind w:left="4320" w:hanging="360"/>
+      </w:pPr>
+      <w:rPr>
+        <w:rFonts w:ascii="Wingdings" w:hAnsi="Wingdings" w:hint="default"/>
+      </w:rPr>
+    </w:lvl>
+    <w:lvl w:ilvl="6" w:tplc="0C090001" w:tentative="1">
+      <w:start w:val="1"/>
+      <w:numFmt w:val="bullet"/>
+      <w:lvlText w:val=""/>
+      <w:lvlJc w:val="left"/>
+      <w:pPr>
+        <w:ind w:left="5040" w:hanging="360"/>
+      </w:pPr>
+      <w:rPr>
+        <w:rFonts w:ascii="Symbol" w:hAnsi="Symbol" w:hint="default"/>
+      </w:rPr>
+    </w:lvl>
+    <w:lvl w:ilvl="7" w:tplc="0C090003" w:tentative="1">
+      <w:start w:val="1"/>
+      <w:numFmt w:val="bullet"/>
+      <w:lvlText w:val="o"/>
+      <w:lvlJc w:val="left"/>
+      <w:pPr>
+        <w:ind w:left="5760" w:hanging="360"/>
+      </w:pPr>
+      <w:rPr>
+        <w:rFonts w:ascii="Courier New" w:hAnsi="Courier New" w:cs="Courier New" w:hint="default"/>
+      </w:rPr>
+    </w:lvl>
+    <w:lvl w:ilvl="8" w:tplc="0C090005" w:tentative="1">
+      <w:start w:val="1"/>
+      <w:numFmt w:val="bullet"/>
+      <w:lvlText w:val=""/>
+      <w:lvlJc w:val="left"/>
+      <w:pPr>
+        <w:ind w:left="6480" w:hanging="360"/>
+      </w:pPr>
+      <w:rPr>
+        <w:rFonts w:ascii="Wingdings" w:hAnsi="Wingdings" w:hint="default"/>
+      </w:rPr>
+    </w:lvl>
+  </w:abstractNum>
+  <w:abstractNum w:abstractNumId="3" w15:restartNumberingAfterBreak="0">
+    <w:nsid w:val="2CC71AC0"/>
+    <w:multiLevelType w:val="multilevel"/>
+    <w:tmpl w:val="C630B4BE"/>
+    <w:lvl w:ilvl="0">
+      <w:start w:val="1"/>
+      <w:numFmt w:val="bullet"/>
+      <w:lvlText w:val=""/>
+      <w:lvlJc w:val="left"/>
+      <w:pPr>
+        <w:tabs>
+          <w:tab w:val="num" w:pos="720"/>
+        </w:tabs>
+        <w:ind w:left="720" w:hanging="360"/>
+      </w:pPr>
+      <w:rPr>
+        <w:rFonts w:ascii="Symbol" w:hAnsi="Symbol" w:hint="default"/>
+        <w:sz w:val="20"/>
+      </w:rPr>
+    </w:lvl>
+    <w:lvl w:ilvl="1" w:tentative="1">
+      <w:start w:val="1"/>
+      <w:numFmt w:val="bullet"/>
+      <w:lvlText w:val="o"/>
+      <w:lvlJc w:val="left"/>
+      <w:pPr>
+        <w:tabs>
+          <w:tab w:val="num" w:pos="1440"/>
+        </w:tabs>
+        <w:ind w:left="1440" w:hanging="360"/>
+      </w:pPr>
+      <w:rPr>
+        <w:rFonts w:ascii="Courier New" w:hAnsi="Courier New" w:hint="default"/>
+        <w:sz w:val="20"/>
+      </w:rPr>
+    </w:lvl>
+    <w:lvl w:ilvl="2" w:tentative="1">
+      <w:start w:val="1"/>
+      <w:numFmt w:val="bullet"/>
+      <w:lvlText w:val=""/>
+      <w:lvlJc w:val="left"/>
+      <w:pPr>
+        <w:tabs>
+          <w:tab w:val="num" w:pos="2160"/>
+        </w:tabs>
+        <w:ind w:left="2160" w:hanging="360"/>
+      </w:pPr>
+      <w:rPr>
+        <w:rFonts w:ascii="Wingdings" w:hAnsi="Wingdings" w:hint="default"/>
+        <w:sz w:val="20"/>
+      </w:rPr>
+    </w:lvl>
+    <w:lvl w:ilvl="3" w:tentative="1">
+      <w:start w:val="1"/>
+      <w:numFmt w:val="bullet"/>
+      <w:lvlText w:val=""/>
+      <w:lvlJc w:val="left"/>
+      <w:pPr>
+        <w:tabs>
+          <w:tab w:val="num" w:pos="2880"/>
+        </w:tabs>
+        <w:ind w:left="2880" w:hanging="360"/>
+      </w:pPr>
+      <w:rPr>
+        <w:rFonts w:ascii="Wingdings" w:hAnsi="Wingdings" w:hint="default"/>
+        <w:sz w:val="20"/>
+      </w:rPr>
+    </w:lvl>
+    <w:lvl w:ilvl="4" w:tentative="1">
+      <w:start w:val="1"/>
+      <w:numFmt w:val="bullet"/>
+      <w:lvlText w:val=""/>
+      <w:lvlJc w:val="left"/>
+      <w:pPr>
+        <w:tabs>
+          <w:tab w:val="num" w:pos="3600"/>
+        </w:tabs>
+        <w:ind w:left="3600" w:hanging="360"/>
+      </w:pPr>
+      <w:rPr>
+        <w:rFonts w:ascii="Wingdings" w:hAnsi="Wingdings" w:hint="default"/>
+        <w:sz w:val="20"/>
+      </w:rPr>
+    </w:lvl>
+    <w:lvl w:ilvl="5" w:tentative="1">
+      <w:start w:val="1"/>
+      <w:numFmt w:val="bullet"/>
+      <w:lvlText w:val=""/>
+      <w:lvlJc w:val="left"/>
+      <w:pPr>
+        <w:tabs>
+          <w:tab w:val="num" w:pos="4320"/>
+        </w:tabs>
+        <w:ind w:left="4320" w:hanging="360"/>
+      </w:pPr>
+      <w:rPr>
+        <w:rFonts w:ascii="Wingdings" w:hAnsi="Wingdings" w:hint="default"/>
+        <w:sz w:val="20"/>
+      </w:rPr>
+    </w:lvl>
+    <w:lvl w:ilvl="6" w:tentative="1">
+      <w:start w:val="1"/>
+      <w:numFmt w:val="bullet"/>
+      <w:lvlText w:val=""/>
+      <w:lvlJc w:val="left"/>
+      <w:pPr>
+        <w:tabs>
+          <w:tab w:val="num" w:pos="5040"/>
+        </w:tabs>
+        <w:ind w:left="5040" w:hanging="360"/>
+      </w:pPr>
+      <w:rPr>
+        <w:rFonts w:ascii="Wingdings" w:hAnsi="Wingdings" w:hint="default"/>
+        <w:sz w:val="20"/>
+      </w:rPr>
+    </w:lvl>
+    <w:lvl w:ilvl="7" w:tentative="1">
+      <w:start w:val="1"/>
+      <w:numFmt w:val="bullet"/>
+      <w:lvlText w:val=""/>
+      <w:lvlJc w:val="left"/>
+      <w:pPr>
+        <w:tabs>
+          <w:tab w:val="num" w:pos="5760"/>
+        </w:tabs>
+        <w:ind w:left="5760" w:hanging="360"/>
+      </w:pPr>
+      <w:rPr>
+        <w:rFonts w:ascii="Wingdings" w:hAnsi="Wingdings" w:hint="default"/>
+        <w:sz w:val="20"/>
+      </w:rPr>
+    </w:lvl>
+    <w:lvl w:ilvl="8" w:tentative="1">
+      <w:start w:val="1"/>
+      <w:numFmt w:val="bullet"/>
+      <w:lvlText w:val=""/>
+      <w:lvlJc w:val="left"/>
+      <w:pPr>
+        <w:tabs>
+          <w:tab w:val="num" w:pos="6480"/>
+        </w:tabs>
+        <w:ind w:left="6480" w:hanging="360"/>
+      </w:pPr>
+      <w:rPr>
+        <w:rFonts w:ascii="Wingdings" w:hAnsi="Wingdings" w:hint="default"/>
+        <w:sz w:val="20"/>
+      </w:rPr>
+    </w:lvl>
+  </w:abstractNum>
+  <w:abstractNum w:abstractNumId="4" w15:restartNumberingAfterBreak="0">
+    <w:nsid w:val="31193B29"/>
+    <w:multiLevelType w:val="multilevel"/>
+    <w:tmpl w:val="8F7CFCFC"/>
+    <w:lvl w:ilvl="0">
+      <w:start w:val="1"/>
+      <w:numFmt w:val="bullet"/>
+      <w:lvlText w:val=""/>
+      <w:lvlJc w:val="left"/>
+      <w:pPr>
+        <w:tabs>
+          <w:tab w:val="num" w:pos="720"/>
+        </w:tabs>
+        <w:ind w:left="720" w:hanging="360"/>
+      </w:pPr>
+      <w:rPr>
+        <w:rFonts w:ascii="Symbol" w:hAnsi="Symbol" w:hint="default"/>
+        <w:sz w:val="20"/>
+      </w:rPr>
+    </w:lvl>
+    <w:lvl w:ilvl="1" w:tentative="1">
+      <w:start w:val="1"/>
+      <w:numFmt w:val="bullet"/>
+      <w:lvlText w:val="o"/>
+      <w:lvlJc w:val="left"/>
+      <w:pPr>
+        <w:tabs>
+          <w:tab w:val="num" w:pos="1440"/>
+        </w:tabs>
+        <w:ind w:left="1440" w:hanging="360"/>
+      </w:pPr>
+      <w:rPr>
+        <w:rFonts w:ascii="Courier New" w:hAnsi="Courier New" w:hint="default"/>
+        <w:sz w:val="20"/>
+      </w:rPr>
+    </w:lvl>
+    <w:lvl w:ilvl="2" w:tentative="1">
+      <w:start w:val="1"/>
+      <w:numFmt w:val="bullet"/>
+      <w:lvlText w:val=""/>
+      <w:lvlJc w:val="left"/>
+      <w:pPr>
+        <w:tabs>
+          <w:tab w:val="num" w:pos="2160"/>
+        </w:tabs>
+        <w:ind w:left="2160" w:hanging="360"/>
+      </w:pPr>
+      <w:rPr>
+        <w:rFonts w:ascii="Wingdings" w:hAnsi="Wingdings" w:hint="default"/>
+        <w:sz w:val="20"/>
+      </w:rPr>
+    </w:lvl>
+    <w:lvl w:ilvl="3" w:tentative="1">
+      <w:start w:val="1"/>
+      <w:numFmt w:val="bullet"/>
+      <w:lvlText w:val=""/>
+      <w:lvlJc w:val="left"/>
+      <w:pPr>
+        <w:tabs>
+          <w:tab w:val="num" w:pos="2880"/>
+        </w:tabs>
+        <w:ind w:left="2880" w:hanging="360"/>
+      </w:pPr>
+      <w:rPr>
+        <w:rFonts w:ascii="Wingdings" w:hAnsi="Wingdings" w:hint="default"/>
+        <w:sz w:val="20"/>
+      </w:rPr>
+    </w:lvl>
+    <w:lvl w:ilvl="4" w:tentative="1">
+      <w:start w:val="1"/>
+      <w:numFmt w:val="bullet"/>
+      <w:lvlText w:val=""/>
+      <w:lvlJc w:val="left"/>
+      <w:pPr>
+        <w:tabs>
+          <w:tab w:val="num" w:pos="3600"/>
+        </w:tabs>
+        <w:ind w:left="3600" w:hanging="360"/>
+      </w:pPr>
+      <w:rPr>
+        <w:rFonts w:ascii="Wingdings" w:hAnsi="Wingdings" w:hint="default"/>
+        <w:sz w:val="20"/>
+      </w:rPr>
+    </w:lvl>
+    <w:lvl w:ilvl="5" w:tentative="1">
+      <w:start w:val="1"/>
+      <w:numFmt w:val="bullet"/>
+      <w:lvlText w:val=""/>
+      <w:lvlJc w:val="left"/>
+      <w:pPr>
+        <w:tabs>
+          <w:tab w:val="num" w:pos="4320"/>
+        </w:tabs>
+        <w:ind w:left="4320" w:hanging="360"/>
+      </w:pPr>
+      <w:rPr>
+        <w:rFonts w:ascii="Wingdings" w:hAnsi="Wingdings" w:hint="default"/>
+        <w:sz w:val="20"/>
+      </w:rPr>
+    </w:lvl>
+    <w:lvl w:ilvl="6" w:tentative="1">
+      <w:start w:val="1"/>
+      <w:numFmt w:val="bullet"/>
+      <w:lvlText w:val=""/>
+      <w:lvlJc w:val="left"/>
+      <w:pPr>
+        <w:tabs>
+          <w:tab w:val="num" w:pos="5040"/>
+        </w:tabs>
+        <w:ind w:left="5040" w:hanging="360"/>
+      </w:pPr>
+      <w:rPr>
+        <w:rFonts w:ascii="Wingdings" w:hAnsi="Wingdings" w:hint="default"/>
+        <w:sz w:val="20"/>
+      </w:rPr>
+    </w:lvl>
+    <w:lvl w:ilvl="7" w:tentative="1">
+      <w:start w:val="1"/>
+      <w:numFmt w:val="bullet"/>
+      <w:lvlText w:val=""/>
+      <w:lvlJc w:val="left"/>
+      <w:pPr>
+        <w:tabs>
+          <w:tab w:val="num" w:pos="5760"/>
+        </w:tabs>
+        <w:ind w:left="5760" w:hanging="360"/>
+      </w:pPr>
+      <w:rPr>
+        <w:rFonts w:ascii="Wingdings" w:hAnsi="Wingdings" w:hint="default"/>
+        <w:sz w:val="20"/>
+      </w:rPr>
+    </w:lvl>
+    <w:lvl w:ilvl="8" w:tentative="1">
+      <w:start w:val="1"/>
+      <w:numFmt w:val="bullet"/>
+      <w:lvlText w:val=""/>
+      <w:lvlJc w:val="left"/>
+      <w:pPr>
+        <w:tabs>
+          <w:tab w:val="num" w:pos="6480"/>
+        </w:tabs>
+        <w:ind w:left="6480" w:hanging="360"/>
+      </w:pPr>
+      <w:rPr>
+        <w:rFonts w:ascii="Wingdings" w:hAnsi="Wingdings" w:hint="default"/>
+        <w:sz w:val="20"/>
+      </w:rPr>
+    </w:lvl>
+  </w:abstractNum>
+  <w:abstractNum w:abstractNumId="5" w15:restartNumberingAfterBreak="0">
     <w:nsid w:val="39C569F4"/>
     <w:multiLevelType w:val="hybridMultilevel"/>
     <w:tmpl w:val="4A52B5C4"/>
@@ -2418,7 +2352,156 @@
       </w:rPr>
     </w:lvl>
   </w:abstractNum>
-  <w:abstractNum w:abstractNumId="2" w15:restartNumberingAfterBreak="0">
+  <w:abstractNum w:abstractNumId="6" w15:restartNumberingAfterBreak="0">
+    <w:nsid w:val="3A8D7A8B"/>
+    <w:multiLevelType w:val="multilevel"/>
+    <w:tmpl w:val="EDA4436C"/>
+    <w:lvl w:ilvl="0">
+      <w:start w:val="1"/>
+      <w:numFmt w:val="bullet"/>
+      <w:lvlText w:val=""/>
+      <w:lvlJc w:val="left"/>
+      <w:pPr>
+        <w:tabs>
+          <w:tab w:val="num" w:pos="720"/>
+        </w:tabs>
+        <w:ind w:left="720" w:hanging="360"/>
+      </w:pPr>
+      <w:rPr>
+        <w:rFonts w:ascii="Symbol" w:hAnsi="Symbol" w:hint="default"/>
+        <w:sz w:val="20"/>
+      </w:rPr>
+    </w:lvl>
+    <w:lvl w:ilvl="1" w:tentative="1">
+      <w:start w:val="1"/>
+      <w:numFmt w:val="bullet"/>
+      <w:lvlText w:val="o"/>
+      <w:lvlJc w:val="left"/>
+      <w:pPr>
+        <w:tabs>
+          <w:tab w:val="num" w:pos="1440"/>
+        </w:tabs>
+        <w:ind w:left="1440" w:hanging="360"/>
+      </w:pPr>
+      <w:rPr>
+        <w:rFonts w:ascii="Courier New" w:hAnsi="Courier New" w:hint="default"/>
+        <w:sz w:val="20"/>
+      </w:rPr>
+    </w:lvl>
+    <w:lvl w:ilvl="2" w:tentative="1">
+      <w:start w:val="1"/>
+      <w:numFmt w:val="bullet"/>
+      <w:lvlText w:val=""/>
+      <w:lvlJc w:val="left"/>
+      <w:pPr>
+        <w:tabs>
+          <w:tab w:val="num" w:pos="2160"/>
+        </w:tabs>
+        <w:ind w:left="2160" w:hanging="360"/>
+      </w:pPr>
+      <w:rPr>
+        <w:rFonts w:ascii="Wingdings" w:hAnsi="Wingdings" w:hint="default"/>
+        <w:sz w:val="20"/>
+      </w:rPr>
+    </w:lvl>
+    <w:lvl w:ilvl="3" w:tentative="1">
+      <w:start w:val="1"/>
+      <w:numFmt w:val="bullet"/>
+      <w:lvlText w:val=""/>
+      <w:lvlJc w:val="left"/>
+      <w:pPr>
+        <w:tabs>
+          <w:tab w:val="num" w:pos="2880"/>
+        </w:tabs>
+        <w:ind w:left="2880" w:hanging="360"/>
+      </w:pPr>
+      <w:rPr>
+        <w:rFonts w:ascii="Wingdings" w:hAnsi="Wingdings" w:hint="default"/>
+        <w:sz w:val="20"/>
+      </w:rPr>
+    </w:lvl>
+    <w:lvl w:ilvl="4" w:tentative="1">
+      <w:start w:val="1"/>
+      <w:numFmt w:val="bullet"/>
+      <w:lvlText w:val=""/>
+      <w:lvlJc w:val="left"/>
+      <w:pPr>
+        <w:tabs>
+          <w:tab w:val="num" w:pos="3600"/>
+        </w:tabs>
+        <w:ind w:left="3600" w:hanging="360"/>
+      </w:pPr>
+      <w:rPr>
+        <w:rFonts w:ascii="Wingdings" w:hAnsi="Wingdings" w:hint="default"/>
+        <w:sz w:val="20"/>
+      </w:rPr>
+    </w:lvl>
+    <w:lvl w:ilvl="5" w:tentative="1">
+      <w:start w:val="1"/>
+      <w:numFmt w:val="bullet"/>
+      <w:lvlText w:val=""/>
+      <w:lvlJc w:val="left"/>
+      <w:pPr>
+        <w:tabs>
+          <w:tab w:val="num" w:pos="4320"/>
+        </w:tabs>
+        <w:ind w:left="4320" w:hanging="360"/>
+      </w:pPr>
+      <w:rPr>
+        <w:rFonts w:ascii="Wingdings" w:hAnsi="Wingdings" w:hint="default"/>
+        <w:sz w:val="20"/>
+      </w:rPr>
+    </w:lvl>
+    <w:lvl w:ilvl="6" w:tentative="1">
+      <w:start w:val="1"/>
+      <w:numFmt w:val="bullet"/>
+      <w:lvlText w:val=""/>
+      <w:lvlJc w:val="left"/>
+      <w:pPr>
+        <w:tabs>
+          <w:tab w:val="num" w:pos="5040"/>
+        </w:tabs>
+        <w:ind w:left="5040" w:hanging="360"/>
+      </w:pPr>
+      <w:rPr>
+        <w:rFonts w:ascii="Wingdings" w:hAnsi="Wingdings" w:hint="default"/>
+        <w:sz w:val="20"/>
+      </w:rPr>
+    </w:lvl>
+    <w:lvl w:ilvl="7" w:tentative="1">
+      <w:start w:val="1"/>
+      <w:numFmt w:val="bullet"/>
+      <w:lvlText w:val=""/>
+      <w:lvlJc w:val="left"/>
+      <w:pPr>
+        <w:tabs>
+          <w:tab w:val="num" w:pos="5760"/>
+        </w:tabs>
+        <w:ind w:left="5760" w:hanging="360"/>
+      </w:pPr>
+      <w:rPr>
+        <w:rFonts w:ascii="Wingdings" w:hAnsi="Wingdings" w:hint="default"/>
+        <w:sz w:val="20"/>
+      </w:rPr>
+    </w:lvl>
+    <w:lvl w:ilvl="8" w:tentative="1">
+      <w:start w:val="1"/>
+      <w:numFmt w:val="bullet"/>
+      <w:lvlText w:val=""/>
+      <w:lvlJc w:val="left"/>
+      <w:pPr>
+        <w:tabs>
+          <w:tab w:val="num" w:pos="6480"/>
+        </w:tabs>
+        <w:ind w:left="6480" w:hanging="360"/>
+      </w:pPr>
+      <w:rPr>
+        <w:rFonts w:ascii="Wingdings" w:hAnsi="Wingdings" w:hint="default"/>
+        <w:sz w:val="20"/>
+      </w:rPr>
+    </w:lvl>
+  </w:abstractNum>
+  <w:abstractNum w:abstractNumId="7" w15:restartNumberingAfterBreak="0">
     <w:nsid w:val="4923DB14"/>
     <w:multiLevelType w:val="hybridMultilevel"/>
     <w:tmpl w:val="A93E523E"/>
@@ -2504,7 +2587,156 @@
       </w:pPr>
     </w:lvl>
   </w:abstractNum>
-  <w:abstractNum w:abstractNumId="3" w15:restartNumberingAfterBreak="0">
+  <w:abstractNum w:abstractNumId="8" w15:restartNumberingAfterBreak="0">
+    <w:nsid w:val="6C1A7BD5"/>
+    <w:multiLevelType w:val="multilevel"/>
+    <w:tmpl w:val="C87610E0"/>
+    <w:lvl w:ilvl="0">
+      <w:start w:val="1"/>
+      <w:numFmt w:val="bullet"/>
+      <w:lvlText w:val=""/>
+      <w:lvlJc w:val="left"/>
+      <w:pPr>
+        <w:tabs>
+          <w:tab w:val="num" w:pos="720"/>
+        </w:tabs>
+        <w:ind w:left="720" w:hanging="360"/>
+      </w:pPr>
+      <w:rPr>
+        <w:rFonts w:ascii="Symbol" w:hAnsi="Symbol" w:hint="default"/>
+        <w:sz w:val="20"/>
+      </w:rPr>
+    </w:lvl>
+    <w:lvl w:ilvl="1" w:tentative="1">
+      <w:start w:val="1"/>
+      <w:numFmt w:val="bullet"/>
+      <w:lvlText w:val="o"/>
+      <w:lvlJc w:val="left"/>
+      <w:pPr>
+        <w:tabs>
+          <w:tab w:val="num" w:pos="1440"/>
+        </w:tabs>
+        <w:ind w:left="1440" w:hanging="360"/>
+      </w:pPr>
+      <w:rPr>
+        <w:rFonts w:ascii="Courier New" w:hAnsi="Courier New" w:hint="default"/>
+        <w:sz w:val="20"/>
+      </w:rPr>
+    </w:lvl>
+    <w:lvl w:ilvl="2" w:tentative="1">
+      <w:start w:val="1"/>
+      <w:numFmt w:val="bullet"/>
+      <w:lvlText w:val=""/>
+      <w:lvlJc w:val="left"/>
+      <w:pPr>
+        <w:tabs>
+          <w:tab w:val="num" w:pos="2160"/>
+        </w:tabs>
+        <w:ind w:left="2160" w:hanging="360"/>
+      </w:pPr>
+      <w:rPr>
+        <w:rFonts w:ascii="Wingdings" w:hAnsi="Wingdings" w:hint="default"/>
+        <w:sz w:val="20"/>
+      </w:rPr>
+    </w:lvl>
+    <w:lvl w:ilvl="3" w:tentative="1">
+      <w:start w:val="1"/>
+      <w:numFmt w:val="bullet"/>
+      <w:lvlText w:val=""/>
+      <w:lvlJc w:val="left"/>
+      <w:pPr>
+        <w:tabs>
+          <w:tab w:val="num" w:pos="2880"/>
+        </w:tabs>
+        <w:ind w:left="2880" w:hanging="360"/>
+      </w:pPr>
+      <w:rPr>
+        <w:rFonts w:ascii="Wingdings" w:hAnsi="Wingdings" w:hint="default"/>
+        <w:sz w:val="20"/>
+      </w:rPr>
+    </w:lvl>
+    <w:lvl w:ilvl="4" w:tentative="1">
+      <w:start w:val="1"/>
+      <w:numFmt w:val="bullet"/>
+      <w:lvlText w:val=""/>
+      <w:lvlJc w:val="left"/>
+      <w:pPr>
+        <w:tabs>
+          <w:tab w:val="num" w:pos="3600"/>
+        </w:tabs>
+        <w:ind w:left="3600" w:hanging="360"/>
+      </w:pPr>
+      <w:rPr>
+        <w:rFonts w:ascii="Wingdings" w:hAnsi="Wingdings" w:hint="default"/>
+        <w:sz w:val="20"/>
+      </w:rPr>
+    </w:lvl>
+    <w:lvl w:ilvl="5" w:tentative="1">
+      <w:start w:val="1"/>
+      <w:numFmt w:val="bullet"/>
+      <w:lvlText w:val=""/>
+      <w:lvlJc w:val="left"/>
+      <w:pPr>
+        <w:tabs>
+          <w:tab w:val="num" w:pos="4320"/>
+        </w:tabs>
+        <w:ind w:left="4320" w:hanging="360"/>
+      </w:pPr>
+      <w:rPr>
+        <w:rFonts w:ascii="Wingdings" w:hAnsi="Wingdings" w:hint="default"/>
+        <w:sz w:val="20"/>
+      </w:rPr>
+    </w:lvl>
+    <w:lvl w:ilvl="6" w:tentative="1">
+      <w:start w:val="1"/>
+      <w:numFmt w:val="bullet"/>
+      <w:lvlText w:val=""/>
+      <w:lvlJc w:val="left"/>
+      <w:pPr>
+        <w:tabs>
+          <w:tab w:val="num" w:pos="5040"/>
+        </w:tabs>
+        <w:ind w:left="5040" w:hanging="360"/>
+      </w:pPr>
+      <w:rPr>
+        <w:rFonts w:ascii="Wingdings" w:hAnsi="Wingdings" w:hint="default"/>
+        <w:sz w:val="20"/>
+      </w:rPr>
+    </w:lvl>
+    <w:lvl w:ilvl="7" w:tentative="1">
+      <w:start w:val="1"/>
+      <w:numFmt w:val="bullet"/>
+      <w:lvlText w:val=""/>
+      <w:lvlJc w:val="left"/>
+      <w:pPr>
+        <w:tabs>
+          <w:tab w:val="num" w:pos="5760"/>
+        </w:tabs>
+        <w:ind w:left="5760" w:hanging="360"/>
+      </w:pPr>
+      <w:rPr>
+        <w:rFonts w:ascii="Wingdings" w:hAnsi="Wingdings" w:hint="default"/>
+        <w:sz w:val="20"/>
+      </w:rPr>
+    </w:lvl>
+    <w:lvl w:ilvl="8" w:tentative="1">
+      <w:start w:val="1"/>
+      <w:numFmt w:val="bullet"/>
+      <w:lvlText w:val=""/>
+      <w:lvlJc w:val="left"/>
+      <w:pPr>
+        <w:tabs>
+          <w:tab w:val="num" w:pos="6480"/>
+        </w:tabs>
+        <w:ind w:left="6480" w:hanging="360"/>
+      </w:pPr>
+      <w:rPr>
+        <w:rFonts w:ascii="Wingdings" w:hAnsi="Wingdings" w:hint="default"/>
+        <w:sz w:val="20"/>
+      </w:rPr>
+    </w:lvl>
+  </w:abstractNum>
+  <w:abstractNum w:abstractNumId="9" w15:restartNumberingAfterBreak="0">
     <w:nsid w:val="785A5B09"/>
     <w:multiLevelType w:val="hybridMultilevel"/>
     <w:tmpl w:val="82F6B8DC"/>
@@ -2591,16 +2823,34 @@
     </w:lvl>
   </w:abstractNum>
   <w:num w:numId="1" w16cid:durableId="1417437512">
+    <w:abstractNumId w:val="9"/>
+  </w:num>
+  <w:num w:numId="2" w16cid:durableId="137503311">
+    <w:abstractNumId w:val="1"/>
+  </w:num>
+  <w:num w:numId="3" w16cid:durableId="2135445124">
+    <w:abstractNumId w:val="7"/>
+  </w:num>
+  <w:num w:numId="4" w16cid:durableId="1556895951">
+    <w:abstractNumId w:val="5"/>
+  </w:num>
+  <w:num w:numId="5" w16cid:durableId="623583202">
     <w:abstractNumId w:val="3"/>
   </w:num>
-  <w:num w:numId="2" w16cid:durableId="137503311">
+  <w:num w:numId="6" w16cid:durableId="71513526">
+    <w:abstractNumId w:val="4"/>
+  </w:num>
+  <w:num w:numId="7" w16cid:durableId="1589776145">
+    <w:abstractNumId w:val="8"/>
+  </w:num>
+  <w:num w:numId="8" w16cid:durableId="2022202974">
+    <w:abstractNumId w:val="6"/>
+  </w:num>
+  <w:num w:numId="9" w16cid:durableId="1988590372">
     <w:abstractNumId w:val="0"/>
   </w:num>
-  <w:num w:numId="3" w16cid:durableId="2135445124">
+  <w:num w:numId="10" w16cid:durableId="1620525778">
     <w:abstractNumId w:val="2"/>
-  </w:num>
-  <w:num w:numId="4" w16cid:durableId="1556895951">
-    <w:abstractNumId w:val="1"/>
   </w:num>
 </w:numbering>
 </file>
@@ -3069,7 +3319,6 @@
   <w:style w:type="character" w:default="1" w:styleId="DefaultParagraphFont">
     <w:name w:val="Default Paragraph Font"/>
     <w:uiPriority w:val="1"/>
-    <w:semiHidden/>
     <w:unhideWhenUsed/>
   </w:style>
   <w:style w:type="table" w:default="1" w:styleId="TableNormal">

--- a/Project_SomethingAwesome/Project_Template_z5425064.docx
+++ b/Project_SomethingAwesome/Project_Template_z5425064.docx
@@ -98,8 +98,13 @@
             <w:r>
               <w:t xml:space="preserve">n interactive </w:t>
             </w:r>
-            <w:r>
-              <w:t>ctf styled site to teach about cyber electromagnetic security</w:t>
+            <w:proofErr w:type="spellStart"/>
+            <w:r>
+              <w:t>ctf</w:t>
+            </w:r>
+            <w:proofErr w:type="spellEnd"/>
+            <w:r>
+              <w:t xml:space="preserve"> styled site to teach about cyber electromagnetic security</w:t>
             </w:r>
             <w:r>
               <w:t>.</w:t>
@@ -226,7 +231,15 @@
               </w:rPr>
             </w:pPr>
             <w:r>
-              <w:t>After deployment, the authority introduces authentication to prevent unauthorised devices from controlling tunnel infrastructure, including roadside signs and emergency broadcasts.</w:t>
+              <w:t xml:space="preserve">After deployment, the authority introduces authentication to prevent </w:t>
+            </w:r>
+            <w:proofErr w:type="spellStart"/>
+            <w:r>
+              <w:t>unauthorised</w:t>
+            </w:r>
+            <w:proofErr w:type="spellEnd"/>
+            <w:r>
+              <w:t xml:space="preserve"> devices from controlling tunnel infrastructure, including roadside signs and emergency broadcasts.</w:t>
             </w:r>
           </w:p>
           <w:p>
@@ -255,7 +268,15 @@
               </w:numPr>
             </w:pPr>
             <w:r>
-              <w:t>Participant tasks: reverse engineer the protocol, understand the authentication mechanism, and generate a valid command.</w:t>
+              <w:t xml:space="preserve">Participant tasks: reverse </w:t>
+            </w:r>
+            <w:proofErr w:type="gramStart"/>
+            <w:r>
+              <w:t>engineer</w:t>
+            </w:r>
+            <w:proofErr w:type="gramEnd"/>
+            <w:r>
+              <w:t xml:space="preserve"> the protocol, understand the authentication mechanism, and generate a valid command.</w:t>
             </w:r>
           </w:p>
           <w:p>
@@ -267,7 +288,15 @@
               </w:numPr>
             </w:pPr>
             <w:r>
-              <w:t>Learning focus: signalling protocols, authentication mechanisms, and communication security.</w:t>
+              <w:t xml:space="preserve">Learning focus: </w:t>
+            </w:r>
+            <w:proofErr w:type="spellStart"/>
+            <w:r>
+              <w:t>signalling</w:t>
+            </w:r>
+            <w:proofErr w:type="spellEnd"/>
+            <w:r>
+              <w:t xml:space="preserve"> protocols, authentication mechanisms, and communication security.</w:t>
             </w:r>
           </w:p>
           <w:p>
@@ -318,7 +347,18 @@
               </w:numPr>
             </w:pPr>
             <w:r>
-              <w:t>Participant tasks: identify vulnerabilities, recover credentials, and demonstrate unauthorised control of roadside infrastructure or emergency broadcasts.</w:t>
+              <w:t>T</w:t>
+            </w:r>
+            <w:r>
+              <w:t xml:space="preserve">asks: identify vulnerabilities, recover credentials, and demonstrate </w:t>
+            </w:r>
+            <w:proofErr w:type="spellStart"/>
+            <w:r>
+              <w:t>unauthorised</w:t>
+            </w:r>
+            <w:proofErr w:type="spellEnd"/>
+            <w:r>
+              <w:t xml:space="preserve"> control of roadside infrastructure or emergency broadcasts.</w:t>
             </w:r>
           </w:p>
           <w:p>
@@ -380,7 +420,21 @@
               </w:numPr>
             </w:pPr>
             <w:r>
-              <w:t>Participant tasks: influence system behaviour while avoiding defensive detection mechanisms.</w:t>
+              <w:t>Tasks</w:t>
+            </w:r>
+            <w:r>
+              <w:t xml:space="preserve">: influence system </w:t>
+            </w:r>
+            <w:proofErr w:type="spellStart"/>
+            <w:r>
+              <w:t>behaviour</w:t>
+            </w:r>
+            <w:proofErr w:type="spellEnd"/>
+            <w:r>
+              <w:t xml:space="preserve"> while avoiding defensive detection mechanisms</w:t>
+            </w:r>
+            <w:r>
+              <w:t xml:space="preserve"> by sending very slow morse code.</w:t>
             </w:r>
           </w:p>
           <w:p>
@@ -442,7 +496,15 @@
               </w:numPr>
             </w:pPr>
             <w:r>
-              <w:t>Participant objectives: transmit an unauthorised emergency broadcast, manipulate roadside infrastructure, and maintain control while staying below defined detection thresholds.</w:t>
+              <w:t xml:space="preserve">Participant objectives: transmit an </w:t>
+            </w:r>
+            <w:proofErr w:type="spellStart"/>
+            <w:r>
+              <w:t>unauthorised</w:t>
+            </w:r>
+            <w:proofErr w:type="spellEnd"/>
+            <w:r>
+              <w:t xml:space="preserve"> emergency broadcast, manipulate roadside infrastructure, and maintain control while staying below defined detection thresholds.</w:t>
             </w:r>
           </w:p>
           <w:p>
@@ -716,7 +778,25 @@
                 <w:sz w:val="21"/>
                 <w:szCs w:val="21"/>
               </w:rPr>
-              <w:t>Development of fundamental flag logic and ctf mechanism</w:t>
+              <w:t xml:space="preserve">Development of fundamental flag logic and </w:t>
+            </w:r>
+            <w:proofErr w:type="spellStart"/>
+            <w:r>
+              <w:rPr>
+                <w:rFonts w:ascii="Arial" w:eastAsia="Open Sans" w:hAnsi="Arial" w:cs="Arial"/>
+                <w:sz w:val="21"/>
+                <w:szCs w:val="21"/>
+              </w:rPr>
+              <w:t>ctf</w:t>
+            </w:r>
+            <w:proofErr w:type="spellEnd"/>
+            <w:r>
+              <w:rPr>
+                <w:rFonts w:ascii="Arial" w:eastAsia="Open Sans" w:hAnsi="Arial" w:cs="Arial"/>
+                <w:sz w:val="21"/>
+                <w:szCs w:val="21"/>
+              </w:rPr>
+              <w:t xml:space="preserve"> mechanism</w:t>
             </w:r>
           </w:p>
           <w:p>
@@ -784,7 +864,31 @@
                 <w:sz w:val="21"/>
                 <w:szCs w:val="21"/>
               </w:rPr>
-              <w:t>Project Proposal Due Monday 4PM with Week 2 Portfolio</w:t>
+              <w:t xml:space="preserve">Project Proposal Due </w:t>
+            </w:r>
+            <w:proofErr w:type="gramStart"/>
+            <w:r>
+              <w:rPr>
+                <w:rFonts w:ascii="Open Sans" w:eastAsia="Open Sans" w:hAnsi="Open Sans" w:cs="Open Sans"/>
+                <w:i/>
+                <w:iCs/>
+                <w:color w:val="666666"/>
+                <w:sz w:val="21"/>
+                <w:szCs w:val="21"/>
+              </w:rPr>
+              <w:t>Monday</w:t>
+            </w:r>
+            <w:proofErr w:type="gramEnd"/>
+            <w:r>
+              <w:rPr>
+                <w:rFonts w:ascii="Open Sans" w:eastAsia="Open Sans" w:hAnsi="Open Sans" w:cs="Open Sans"/>
+                <w:i/>
+                <w:iCs/>
+                <w:color w:val="666666"/>
+                <w:sz w:val="21"/>
+                <w:szCs w:val="21"/>
+              </w:rPr>
+              <w:t xml:space="preserve"> 4PM with Week 2 Portfolio</w:t>
             </w:r>
           </w:p>
         </w:tc>
@@ -910,7 +1014,15 @@
               </w:numPr>
             </w:pPr>
             <w:r>
-              <w:t xml:space="preserve">User input mechanism checks etc </w:t>
+              <w:t xml:space="preserve">User input mechanism checks </w:t>
+            </w:r>
+            <w:proofErr w:type="spellStart"/>
+            <w:r>
+              <w:t>etc</w:t>
+            </w:r>
+            <w:proofErr w:type="spellEnd"/>
+            <w:r>
+              <w:t xml:space="preserve"> </w:t>
             </w:r>
           </w:p>
         </w:tc>
@@ -1015,7 +1127,15 @@
               </w:numPr>
             </w:pPr>
             <w:r>
-              <w:t>Frequency/signalling output</w:t>
+              <w:t>Frequency/</w:t>
+            </w:r>
+            <w:proofErr w:type="spellStart"/>
+            <w:r>
+              <w:t>signalling</w:t>
+            </w:r>
+            <w:proofErr w:type="spellEnd"/>
+            <w:r>
+              <w:t xml:space="preserve"> output</w:t>
             </w:r>
           </w:p>
           <w:p>
@@ -1393,7 +1513,15 @@
               </w:numPr>
             </w:pPr>
             <w:r>
-              <w:t>Live site/gui that interfaces with a backend application to simulate an RF system</w:t>
+              <w:t>Live site/</w:t>
+            </w:r>
+            <w:proofErr w:type="spellStart"/>
+            <w:r>
+              <w:t>gui</w:t>
+            </w:r>
+            <w:proofErr w:type="spellEnd"/>
+            <w:r>
+              <w:t xml:space="preserve"> that interfaces with a backend application to simulate an RF system</w:t>
             </w:r>
           </w:p>
           <w:p>
@@ -1417,7 +1545,23 @@
               </w:numPr>
             </w:pPr>
             <w:r>
-              <w:t>Working flagging system, security mesures do not let user break systems from previous levels</w:t>
+              <w:t xml:space="preserve">Working flagging system, security </w:t>
+            </w:r>
+            <w:proofErr w:type="spellStart"/>
+            <w:r>
+              <w:t>mesures</w:t>
+            </w:r>
+            <w:proofErr w:type="spellEnd"/>
+            <w:r>
+              <w:t xml:space="preserve"> do not let user </w:t>
+            </w:r>
+            <w:proofErr w:type="gramStart"/>
+            <w:r>
+              <w:t>break</w:t>
+            </w:r>
+            <w:proofErr w:type="gramEnd"/>
+            <w:r>
+              <w:t xml:space="preserve"> systems from previous levels</w:t>
             </w:r>
           </w:p>
         </w:tc>
@@ -3319,6 +3463,7 @@
   <w:style w:type="character" w:default="1" w:styleId="DefaultParagraphFont">
     <w:name w:val="Default Paragraph Font"/>
     <w:uiPriority w:val="1"/>
+    <w:semiHidden/>
     <w:unhideWhenUsed/>
   </w:style>
   <w:style w:type="table" w:default="1" w:styleId="TableNormal">
